--- a/StateOfPractice/MACREM-2026/SupportingDocuments/Survey-Consent-Script.docx
+++ b/StateOfPractice/MACREM-2026/SupportingDocuments/Survey-Consent-Script.docx
@@ -154,30 +154,6 @@
           <w:szCs w:val="32"/>
         </w:rPr>
       </w:pPr>
-      <w:del w:id="0" w:author="Spencer Smith" w:date="2026-07-17T13:58:00Z" w16du:dateUtc="2026-07-17T17:58:00Z">
-        <w:r>
-          <w:rPr>
-            <w:rFonts w:ascii="Arial" w:hAnsi="Arial" w:cs="Arial"/>
-            <w:b/>
-            <w:i/>
-            <w:sz w:val="32"/>
-            <w:szCs w:val="32"/>
-          </w:rPr>
-          <w:delText xml:space="preserve">Oral </w:delText>
-        </w:r>
-      </w:del>
-      <w:ins w:id="1" w:author="Spencer Smith" w:date="2026-07-17T13:58:00Z" w16du:dateUtc="2026-07-17T17:58:00Z">
-        <w:r>
-          <w:rPr>
-            <w:rFonts w:ascii="Arial" w:hAnsi="Arial" w:cs="Arial"/>
-            <w:b/>
-            <w:i/>
-            <w:sz w:val="32"/>
-            <w:szCs w:val="32"/>
-          </w:rPr>
-          <w:t xml:space="preserve">Survey </w:t>
-        </w:r>
-      </w:ins>
       <w:r>
         <w:rPr>
           <w:rFonts w:ascii="Arial" w:hAnsi="Arial" w:cs="Arial"/>
@@ -186,181 +162,181 @@
           <w:sz w:val="32"/>
           <w:szCs w:val="32"/>
         </w:rPr>
-        <w:t xml:space="preserve">Consent Script   </w:t>
-      </w:r>
-      <w:del w:id="2" w:author="Spencer Smith" w:date="2026-07-17T13:58:00Z" w16du:dateUtc="2026-07-17T17:58:00Z">
-        <w:r>
-          <w:rPr>
-            <w:rFonts w:ascii="Arial" w:hAnsi="Arial" w:cs="Arial"/>
-            <w:b/>
-            <w:i/>
-            <w:sz w:val="32"/>
-            <w:szCs w:val="32"/>
-          </w:rPr>
-          <w:delText>(Start of Meeting)</w:delText>
-        </w:r>
-      </w:del>
-    </w:p>
-    <w:p>
-      <w:pPr>
-        <w:rPr>
-          <w:rFonts w:ascii="Arial" w:hAnsi="Arial" w:cs="Arial"/>
-        </w:rPr>
-      </w:pPr>
-    </w:p>
-    <w:p>
-      <w:pPr>
-        <w:rPr>
-          <w:del w:id="3" w:author="Spencer Smith" w:date="2026-07-17T13:59:00Z" w16du:dateUtc="2026-07-17T17:59:00Z"/>
+        <w:t xml:space="preserve">Survey Consent Script   </w:t>
+      </w:r>
+    </w:p>
+    <w:p>
+      <w:pPr>
+        <w:rPr>
+          <w:rFonts w:ascii="Arial" w:hAnsi="Arial" w:cs="Arial"/>
+        </w:rPr>
+      </w:pPr>
+    </w:p>
+    <w:p>
+      <w:pPr>
+        <w:rPr>
           <w:rFonts w:ascii="Arial" w:hAnsi="Arial" w:cs="Arial"/>
           <w:bCs/>
           <w:sz w:val="22"/>
           <w:szCs w:val="22"/>
-          <w:rPrChange w:id="4" w:author="Spencer Smith" w:date="2026-07-17T13:59:00Z" w16du:dateUtc="2026-07-17T17:59:00Z">
-            <w:rPr>
-              <w:del w:id="5" w:author="Spencer Smith" w:date="2026-07-17T13:59:00Z" w16du:dateUtc="2026-07-17T17:59:00Z"/>
-              <w:rFonts w:ascii="Arial" w:hAnsi="Arial" w:cs="Arial"/>
-              <w:b/>
-              <w:sz w:val="22"/>
-              <w:szCs w:val="22"/>
-            </w:rPr>
-          </w:rPrChange>
-        </w:rPr>
-      </w:pPr>
-      <w:ins w:id="6" w:author="Spencer Smith" w:date="2026-07-17T13:59:00Z" w16du:dateUtc="2026-07-17T17:59:00Z">
-        <w:r>
-          <w:rPr>
-            <w:rFonts w:ascii="Arial" w:hAnsi="Arial" w:cs="Arial"/>
-            <w:bCs/>
-            <w:sz w:val="22"/>
-            <w:szCs w:val="22"/>
-            <w:rPrChange w:id="7" w:author="Spencer Smith" w:date="2026-07-17T13:59:00Z" w16du:dateUtc="2026-07-17T17:59:00Z">
-              <w:rPr>
-                <w:rFonts w:ascii="Arial" w:hAnsi="Arial" w:cs="Arial"/>
-                <w:b/>
-                <w:sz w:val="22"/>
-                <w:szCs w:val="22"/>
-              </w:rPr>
-            </w:rPrChange>
-          </w:rPr>
-          <w:t xml:space="preserve">The purpose of this study is to conduct a current state of </w:t>
-        </w:r>
-      </w:ins>
-      <w:ins w:id="8" w:author="Spencer Smith" w:date="2026-07-17T14:40:00Z" w16du:dateUtc="2026-07-17T18:40:00Z">
-        <w:r>
-          <w:rPr>
-            <w:rFonts w:ascii="Arial" w:hAnsi="Arial" w:cs="Arial"/>
-            <w:bCs/>
-            <w:sz w:val="22"/>
-            <w:szCs w:val="22"/>
-          </w:rPr>
-          <w:t xml:space="preserve">the </w:t>
-        </w:r>
-      </w:ins>
-      <w:ins w:id="9" w:author="Spencer Smith" w:date="2026-07-17T13:59:00Z" w16du:dateUtc="2026-07-17T17:59:00Z">
-        <w:r>
-          <w:rPr>
-            <w:rFonts w:ascii="Arial" w:hAnsi="Arial" w:cs="Arial"/>
-            <w:bCs/>
-            <w:sz w:val="22"/>
-            <w:szCs w:val="22"/>
-            <w:rPrChange w:id="10" w:author="Spencer Smith" w:date="2026-07-17T13:59:00Z" w16du:dateUtc="2026-07-17T17:59:00Z">
-              <w:rPr>
-                <w:rFonts w:ascii="Arial" w:hAnsi="Arial" w:cs="Arial"/>
-                <w:b/>
-                <w:sz w:val="22"/>
-                <w:szCs w:val="22"/>
-              </w:rPr>
-            </w:rPrChange>
-          </w:rPr>
-          <w:t>practice analysis of software in select research software domains for the purpose of understanding quality and assisting in the future development of such software.</w:t>
-        </w:r>
-      </w:ins>
-      <w:del w:id="11" w:author="Spencer Smith" w:date="2026-07-17T13:59:00Z" w16du:dateUtc="2026-07-17T17:59:00Z">
-        <w:r>
-          <w:rPr>
-            <w:rFonts w:ascii="Arial" w:hAnsi="Arial" w:cs="Arial"/>
-            <w:bCs/>
-            <w:sz w:val="22"/>
-            <w:szCs w:val="22"/>
-            <w:rPrChange w:id="12" w:author="Spencer Smith" w:date="2026-07-17T13:59:00Z" w16du:dateUtc="2026-07-17T17:59:00Z">
-              <w:rPr>
-                <w:rFonts w:ascii="Arial" w:hAnsi="Arial" w:cs="Arial"/>
-                <w:b/>
-                <w:sz w:val="22"/>
-                <w:szCs w:val="22"/>
-              </w:rPr>
-            </w:rPrChange>
-          </w:rPr>
-          <w:delText>Introduction</w:delText>
-        </w:r>
-        <w:r>
-          <w:rPr>
-            <w:rFonts w:ascii="Arial" w:hAnsi="Arial" w:cs="Arial"/>
-            <w:bCs/>
-            <w:sz w:val="22"/>
-            <w:szCs w:val="22"/>
-          </w:rPr>
-          <w:delText xml:space="preserve">: </w:delText>
-        </w:r>
-      </w:del>
-    </w:p>
-    <w:p>
-      <w:pPr>
-        <w:rPr>
-          <w:ins w:id="13" w:author="Spencer Smith" w:date="2026-07-17T13:59:00Z" w16du:dateUtc="2026-07-17T17:59:00Z"/>
+        </w:rPr>
+      </w:pPr>
+      <w:r>
+        <w:rPr>
           <w:rFonts w:ascii="Arial" w:hAnsi="Arial" w:cs="Arial"/>
           <w:bCs/>
           <w:sz w:val="22"/>
           <w:szCs w:val="22"/>
         </w:rPr>
-      </w:pPr>
-    </w:p>
-    <w:p>
-      <w:pPr>
-        <w:rPr>
-          <w:del w:id="14" w:author="Spencer Smith" w:date="2026-07-17T13:59:00Z" w16du:dateUtc="2026-07-17T17:59:00Z"/>
-          <w:rFonts w:ascii="Arial" w:hAnsi="Arial" w:cs="Arial"/>
-          <w:sz w:val="22"/>
-          <w:szCs w:val="22"/>
-        </w:rPr>
-      </w:pPr>
-    </w:p>
-    <w:p>
-      <w:pPr>
-        <w:rPr>
-          <w:del w:id="15" w:author="Spencer Smith" w:date="2026-07-17T13:59:00Z" w16du:dateUtc="2026-07-17T17:59:00Z"/>
-          <w:rFonts w:ascii="Arial" w:hAnsi="Arial" w:cs="Arial"/>
-          <w:sz w:val="22"/>
-          <w:szCs w:val="22"/>
-        </w:rPr>
-      </w:pPr>
-      <w:del w:id="16" w:author="Spencer Smith" w:date="2026-07-17T13:59:00Z" w16du:dateUtc="2026-07-17T17:59:00Z">
-        <w:r>
-          <w:rPr>
-            <w:rFonts w:ascii="Arial" w:hAnsi="Arial" w:cs="Arial"/>
-            <w:sz w:val="22"/>
-            <w:szCs w:val="22"/>
-          </w:rPr>
-          <w:delText xml:space="preserve">Hello.  I’m </w:delText>
-        </w:r>
-        <w:r>
-          <w:rPr>
-            <w:rFonts w:ascii="Arial" w:hAnsi="Arial" w:cs="Arial"/>
-            <w:sz w:val="22"/>
-            <w:szCs w:val="22"/>
-          </w:rPr>
-          <w:delText>{Student Investigator}</w:delText>
-        </w:r>
-        <w:r>
-          <w:rPr>
-            <w:rFonts w:ascii="Arial" w:hAnsi="Arial" w:cs="Arial"/>
-            <w:i/>
-            <w:sz w:val="22"/>
-            <w:szCs w:val="22"/>
-          </w:rPr>
-          <w:delText>.</w:delText>
-        </w:r>
+        <w:t xml:space="preserve">The purpose of this study is to conduct a current state of </w:t>
+      </w:r>
+      <w:r>
+        <w:rPr>
+          <w:rFonts w:ascii="Arial" w:hAnsi="Arial" w:cs="Arial"/>
+          <w:bCs/>
+          <w:sz w:val="22"/>
+          <w:szCs w:val="22"/>
+        </w:rPr>
+        <w:t xml:space="preserve">the </w:t>
+      </w:r>
+      <w:r>
+        <w:rPr>
+          <w:rFonts w:ascii="Arial" w:hAnsi="Arial" w:cs="Arial"/>
+          <w:bCs/>
+          <w:sz w:val="22"/>
+          <w:szCs w:val="22"/>
+        </w:rPr>
+        <w:t>practice analysis of software in select research software domains for the purpose of understanding quality and assisting in the future development of such software.</w:t>
+      </w:r>
+    </w:p>
+    <w:p>
+      <w:pPr>
+        <w:rPr>
+          <w:rFonts w:ascii="Arial" w:hAnsi="Arial" w:cs="Arial"/>
+          <w:sz w:val="22"/>
+          <w:szCs w:val="22"/>
+        </w:rPr>
+      </w:pPr>
+    </w:p>
+    <w:p>
+      <w:pPr>
+        <w:rPr>
+          <w:rFonts w:ascii="Arial" w:hAnsi="Arial" w:cs="Arial"/>
+          <w:sz w:val="22"/>
+          <w:szCs w:val="22"/>
+        </w:rPr>
+      </w:pPr>
+      <w:r>
+        <w:rPr>
+          <w:rFonts w:ascii="Arial" w:hAnsi="Arial" w:cs="Arial"/>
+          <w:b/>
+          <w:sz w:val="22"/>
+          <w:szCs w:val="22"/>
+        </w:rPr>
+        <w:t>Study procedures</w:t>
+      </w:r>
+    </w:p>
+    <w:p>
+      <w:pPr>
+        <w:rPr>
+          <w:rFonts w:ascii="Arial" w:hAnsi="Arial" w:cs="Arial"/>
+          <w:sz w:val="22"/>
+          <w:szCs w:val="22"/>
+        </w:rPr>
+      </w:pPr>
+    </w:p>
+    <w:p>
+      <w:pPr>
+        <w:rPr>
+          <w:rFonts w:ascii="Arial" w:hAnsi="Arial" w:cs="Arial"/>
+          <w:sz w:val="22"/>
+          <w:szCs w:val="22"/>
+        </w:rPr>
+      </w:pPr>
+      <w:r>
+        <w:rPr>
+          <w:rFonts w:ascii="Arial" w:hAnsi="Arial" w:cs="Arial"/>
+          <w:sz w:val="22"/>
+          <w:szCs w:val="22"/>
+        </w:rPr>
+        <w:t xml:space="preserve">This </w:t>
+      </w:r>
+      <w:r>
+        <w:rPr>
+          <w:rFonts w:ascii="Arial" w:hAnsi="Arial" w:cs="Arial"/>
+          <w:sz w:val="22"/>
+          <w:szCs w:val="22"/>
+        </w:rPr>
+        <w:t xml:space="preserve">survey </w:t>
+      </w:r>
+      <w:r>
+        <w:rPr>
+          <w:rFonts w:ascii="Arial" w:hAnsi="Arial" w:cs="Arial"/>
+          <w:sz w:val="22"/>
+          <w:szCs w:val="22"/>
+        </w:rPr>
+        <w:t xml:space="preserve">will take about </w:t>
+      </w:r>
+      <w:r>
+        <w:rPr>
+          <w:rFonts w:ascii="Arial" w:hAnsi="Arial" w:cs="Arial"/>
+          <w:sz w:val="22"/>
+          <w:szCs w:val="22"/>
+        </w:rPr>
+        <w:t>3</w:t>
+      </w:r>
+      <w:r>
+        <w:rPr>
+          <w:rFonts w:ascii="Arial" w:hAnsi="Arial" w:cs="Arial"/>
+          <w:sz w:val="22"/>
+          <w:szCs w:val="22"/>
+        </w:rPr>
+        <w:t xml:space="preserve">0 minutes. </w:t>
+      </w:r>
+      <w:r>
+        <w:rPr>
+          <w:rFonts w:ascii="Arial" w:hAnsi="Arial" w:cs="Arial"/>
+          <w:sz w:val="22"/>
+          <w:szCs w:val="22"/>
+        </w:rPr>
+        <w:t xml:space="preserve">The questions are about research software development, including </w:t>
+      </w:r>
+      <w:r>
+        <w:rPr>
+          <w:rFonts w:ascii="Arial" w:hAnsi="Arial" w:cs="Arial"/>
+          <w:sz w:val="22"/>
+          <w:szCs w:val="22"/>
+        </w:rPr>
+        <w:t>obstacles you encountered while developing the software, and about the development process.</w:t>
+      </w:r>
+      <w:r>
+        <w:rPr>
+          <w:rFonts w:ascii="Arial" w:hAnsi="Arial" w:cs="Arial"/>
+          <w:sz w:val="22"/>
+          <w:szCs w:val="22"/>
+          <w:shd w:val="clear" w:color="auto" w:fill="CCCCCC"/>
+        </w:rPr>
+        <w:t xml:space="preserve"> </w:t>
+      </w:r>
+      <w:r>
+        <w:rPr>
+          <w:rFonts w:ascii="Arial" w:hAnsi="Arial" w:cs="Arial"/>
+          <w:sz w:val="22"/>
+          <w:szCs w:val="22"/>
+          <w:shd w:val="clear" w:color="auto" w:fill="CCCCCC"/>
+        </w:rPr>
+        <w:t xml:space="preserve">Your </w:t>
+      </w:r>
+      <w:r>
+        <w:rPr>
+          <w:rFonts w:ascii="Arial" w:hAnsi="Arial" w:cs="Arial"/>
+          <w:sz w:val="22"/>
+          <w:szCs w:val="22"/>
+          <w:shd w:val="clear" w:color="auto" w:fill="CCCCCC"/>
+        </w:rPr>
+        <w:t xml:space="preserve">answers will be temporarily recorded and securely saved on Microsoft </w:t>
+      </w:r>
+      <w:del w:id="0" w:author="Spencer Smith" w:date="2026-07-29T23:01:00Z" w16du:dateUtc="2026-07-30T03:01:00Z">
         <w:r>
           <w:rPr>
             <w:rFonts w:ascii="Arial" w:hAnsi="Arial" w:cs="Arial"/>
@@ -368,271 +344,10 @@
             <w:szCs w:val="22"/>
             <w:shd w:val="clear" w:color="auto" w:fill="CCCCCC"/>
           </w:rPr>
-          <w:delText xml:space="preserve"> I am the Student Principal Investigator conducting interviews about the state of practice of {domain} software.</w:delText>
-        </w:r>
-        <w:r>
-          <w:rPr>
-            <w:rFonts w:ascii="Arial" w:hAnsi="Arial" w:cs="Arial"/>
-            <w:sz w:val="22"/>
-            <w:szCs w:val="22"/>
-          </w:rPr>
-          <w:delText xml:space="preserve"> I’m conducting this as part of research for my studies at McMaster University’s Department of </w:delText>
-        </w:r>
-        <w:r>
-          <w:rPr>
-            <w:rFonts w:ascii="Arial" w:hAnsi="Arial" w:cs="Arial"/>
-            <w:sz w:val="22"/>
-            <w:szCs w:val="22"/>
-          </w:rPr>
-          <w:delText>Computing and Software</w:delText>
-        </w:r>
-        <w:r>
-          <w:rPr>
-            <w:rFonts w:ascii="Arial" w:hAnsi="Arial" w:cs="Arial"/>
-            <w:sz w:val="22"/>
-            <w:szCs w:val="22"/>
-          </w:rPr>
-          <w:delText xml:space="preserve"> in Hamilton, Ontario, Canada. I’m working under the direction Dr. Smith of McMaster’s Department of Engineering.  </w:delText>
+          <w:delText>Teams</w:delText>
         </w:r>
       </w:del>
-    </w:p>
-    <w:p>
-      <w:pPr>
-        <w:rPr>
-          <w:del w:id="17" w:author="Spencer Smith" w:date="2026-07-17T13:59:00Z" w16du:dateUtc="2026-07-17T17:59:00Z"/>
-          <w:rFonts w:ascii="Arial" w:hAnsi="Arial" w:cs="Arial"/>
-          <w:sz w:val="22"/>
-          <w:szCs w:val="22"/>
-        </w:rPr>
-      </w:pPr>
-    </w:p>
-    <w:p>
-      <w:pPr>
-        <w:rPr>
-          <w:del w:id="18" w:author="Spencer Smith" w:date="2026-07-17T13:59:00Z" w16du:dateUtc="2026-07-17T17:59:00Z"/>
-          <w:rFonts w:ascii="Arial" w:hAnsi="Arial" w:cs="Arial"/>
-          <w:sz w:val="22"/>
-          <w:szCs w:val="22"/>
-        </w:rPr>
-      </w:pPr>
-      <w:del w:id="19" w:author="Spencer Smith" w:date="2026-07-17T13:59:00Z" w16du:dateUtc="2026-07-17T17:59:00Z">
-        <w:r>
-          <w:rPr>
-            <w:rFonts w:ascii="Arial" w:hAnsi="Arial" w:cs="Arial"/>
-            <w:sz w:val="22"/>
-            <w:szCs w:val="22"/>
-          </w:rPr>
-          <w:delText>&lt;[In the case where Christopher would like to ask Ziyang to join for training purposes.]  If you are agreeable, I would like to ask my colleague Ziyang Fang, another Student Investigator, to join us.  Ziyang is new to interview techniques and would benefit from observing.  With your consent, I will ask Ziyang to join us. If you prefer, we can proceed without Ziyang. [Pause to invite Ziyang to the call, if oral consent has been granted.]&gt;</w:delText>
-        </w:r>
-      </w:del>
-    </w:p>
-    <w:p>
-      <w:pPr>
-        <w:rPr>
-          <w:del w:id="20" w:author="Spencer Smith" w:date="2026-07-17T13:59:00Z" w16du:dateUtc="2026-07-17T17:59:00Z"/>
-          <w:rFonts w:ascii="Arial" w:hAnsi="Arial" w:cs="Arial"/>
-          <w:sz w:val="22"/>
-          <w:szCs w:val="22"/>
-        </w:rPr>
-      </w:pPr>
-      <w:del w:id="21" w:author="Spencer Smith" w:date="2026-07-17T13:59:00Z" w16du:dateUtc="2026-07-17T17:59:00Z">
-        <w:r>
-          <w:rPr>
-            <w:rFonts w:ascii="Arial" w:hAnsi="Arial" w:cs="Arial"/>
-            <w:sz w:val="22"/>
-            <w:szCs w:val="22"/>
-          </w:rPr>
-          <w:delText xml:space="preserve"> </w:delText>
-        </w:r>
-      </w:del>
-    </w:p>
-    <w:p>
-      <w:pPr>
-        <w:rPr>
-          <w:del w:id="22" w:author="Spencer Smith" w:date="2026-07-17T13:59:00Z" w16du:dateUtc="2026-07-17T17:59:00Z"/>
-          <w:rFonts w:ascii="Arial" w:hAnsi="Arial" w:cs="Arial"/>
-          <w:i/>
-          <w:sz w:val="22"/>
-          <w:szCs w:val="22"/>
-        </w:rPr>
-      </w:pPr>
-      <w:del w:id="23" w:author="Spencer Smith" w:date="2026-07-17T13:59:00Z" w16du:dateUtc="2026-07-17T17:59:00Z">
-        <w:r>
-          <w:rPr>
-            <w:rFonts w:ascii="Arial" w:hAnsi="Arial" w:cs="Arial"/>
-            <w:sz w:val="22"/>
-            <w:szCs w:val="22"/>
-          </w:rPr>
-          <w:delText xml:space="preserve">I located your name/email by visiting the website of {research software name}. </w:delText>
-        </w:r>
-      </w:del>
-    </w:p>
-    <w:p>
-      <w:pPr>
-        <w:rPr>
-          <w:rFonts w:ascii="Arial" w:hAnsi="Arial" w:cs="Arial"/>
-          <w:sz w:val="22"/>
-          <w:szCs w:val="22"/>
-        </w:rPr>
-      </w:pPr>
-    </w:p>
-    <w:p>
-      <w:pPr>
-        <w:rPr>
-          <w:rFonts w:ascii="Arial" w:hAnsi="Arial" w:cs="Arial"/>
-          <w:sz w:val="22"/>
-          <w:szCs w:val="22"/>
-        </w:rPr>
-      </w:pPr>
-      <w:r>
-        <w:rPr>
-          <w:rFonts w:ascii="Arial" w:hAnsi="Arial" w:cs="Arial"/>
-          <w:b/>
-          <w:sz w:val="22"/>
-          <w:szCs w:val="22"/>
-        </w:rPr>
-        <w:t>Study procedures</w:t>
-      </w:r>
-      <w:del w:id="24" w:author="Spencer Smith" w:date="2026-07-17T13:59:00Z" w16du:dateUtc="2026-07-17T17:59:00Z">
-        <w:r>
-          <w:rPr>
-            <w:rFonts w:ascii="Arial" w:hAnsi="Arial" w:cs="Arial"/>
-            <w:sz w:val="22"/>
-            <w:szCs w:val="22"/>
-          </w:rPr>
-          <w:delText>:</w:delText>
-        </w:r>
-      </w:del>
-    </w:p>
-    <w:p>
-      <w:pPr>
-        <w:rPr>
-          <w:rFonts w:ascii="Arial" w:hAnsi="Arial" w:cs="Arial"/>
-          <w:sz w:val="22"/>
-          <w:szCs w:val="22"/>
-        </w:rPr>
-      </w:pPr>
-    </w:p>
-    <w:p>
-      <w:pPr>
-        <w:rPr>
-          <w:rFonts w:ascii="Arial" w:hAnsi="Arial" w:cs="Arial"/>
-          <w:sz w:val="22"/>
-          <w:szCs w:val="22"/>
-        </w:rPr>
-      </w:pPr>
-      <w:r>
-        <w:rPr>
-          <w:rFonts w:ascii="Arial" w:hAnsi="Arial" w:cs="Arial"/>
-          <w:sz w:val="22"/>
-          <w:szCs w:val="22"/>
-        </w:rPr>
-        <w:t xml:space="preserve">This </w:t>
-      </w:r>
-      <w:ins w:id="25" w:author="Spencer Smith" w:date="2026-07-17T14:00:00Z" w16du:dateUtc="2026-07-17T18:00:00Z">
-        <w:r>
-          <w:rPr>
-            <w:rFonts w:ascii="Arial" w:hAnsi="Arial" w:cs="Arial"/>
-            <w:sz w:val="22"/>
-            <w:szCs w:val="22"/>
-          </w:rPr>
-          <w:t xml:space="preserve">survey </w:t>
-        </w:r>
-      </w:ins>
-      <w:del w:id="26" w:author="Spencer Smith" w:date="2026-07-17T14:00:00Z" w16du:dateUtc="2026-07-17T18:00:00Z">
-        <w:r>
-          <w:rPr>
-            <w:rFonts w:ascii="Arial" w:hAnsi="Arial" w:cs="Arial"/>
-            <w:sz w:val="22"/>
-            <w:szCs w:val="22"/>
-          </w:rPr>
-          <w:delText xml:space="preserve">one-on-one teleconference interview that </w:delText>
-        </w:r>
-      </w:del>
-      <w:r>
-        <w:rPr>
-          <w:rFonts w:ascii="Arial" w:hAnsi="Arial" w:cs="Arial"/>
-          <w:sz w:val="22"/>
-          <w:szCs w:val="22"/>
-        </w:rPr>
-        <w:t xml:space="preserve">will take about </w:t>
-      </w:r>
-      <w:ins w:id="27" w:author="Spencer Smith" w:date="2026-07-17T14:41:00Z" w16du:dateUtc="2026-07-17T18:41:00Z">
-        <w:r>
-          <w:rPr>
-            <w:rFonts w:ascii="Arial" w:hAnsi="Arial" w:cs="Arial"/>
-            <w:sz w:val="22"/>
-            <w:szCs w:val="22"/>
-          </w:rPr>
-          <w:t>3</w:t>
-        </w:r>
-      </w:ins>
-      <w:del w:id="28" w:author="Spencer Smith" w:date="2026-07-17T14:41:00Z" w16du:dateUtc="2026-07-17T18:41:00Z">
-        <w:r>
-          <w:rPr>
-            <w:rFonts w:ascii="Arial" w:hAnsi="Arial" w:cs="Arial"/>
-            <w:sz w:val="22"/>
-            <w:szCs w:val="22"/>
-          </w:rPr>
-          <w:delText>6</w:delText>
-        </w:r>
-      </w:del>
-      <w:r>
-        <w:rPr>
-          <w:rFonts w:ascii="Arial" w:hAnsi="Arial" w:cs="Arial"/>
-          <w:sz w:val="22"/>
-          <w:szCs w:val="22"/>
-        </w:rPr>
-        <w:t xml:space="preserve">0 minutes. </w:t>
-      </w:r>
-      <w:ins w:id="29" w:author="Spencer Smith" w:date="2026-07-17T14:00:00Z" w16du:dateUtc="2026-07-17T18:00:00Z">
-        <w:r>
-          <w:rPr>
-            <w:rFonts w:ascii="Arial" w:hAnsi="Arial" w:cs="Arial"/>
-            <w:sz w:val="22"/>
-            <w:szCs w:val="22"/>
-          </w:rPr>
-          <w:t>The questions are about research software</w:t>
-        </w:r>
-      </w:ins>
-      <w:ins w:id="30" w:author="Spencer Smith" w:date="2026-07-17T14:01:00Z" w16du:dateUtc="2026-07-17T18:01:00Z">
-        <w:r>
-          <w:rPr>
-            <w:rFonts w:ascii="Arial" w:hAnsi="Arial" w:cs="Arial"/>
-            <w:sz w:val="22"/>
-            <w:szCs w:val="22"/>
-          </w:rPr>
-          <w:t xml:space="preserve"> development, including </w:t>
-        </w:r>
-      </w:ins>
-      <w:del w:id="31" w:author="Spencer Smith" w:date="2026-07-17T14:01:00Z" w16du:dateUtc="2026-07-17T18:01:00Z">
-        <w:r>
-          <w:rPr>
-            <w:rFonts w:ascii="Arial" w:hAnsi="Arial" w:cs="Arial"/>
-            <w:sz w:val="22"/>
-            <w:szCs w:val="22"/>
-          </w:rPr>
-          <w:delText xml:space="preserve">I will ask you questions about {research software name} such as </w:delText>
-        </w:r>
-      </w:del>
-      <w:r>
-        <w:rPr>
-          <w:rFonts w:ascii="Arial" w:hAnsi="Arial" w:cs="Arial"/>
-          <w:sz w:val="22"/>
-          <w:szCs w:val="22"/>
-        </w:rPr>
-        <w:t>obstacles you encountered while developing the software, and about the development process.</w:t>
-      </w:r>
-      <w:r>
-        <w:rPr>
-          <w:rFonts w:ascii="Arial" w:hAnsi="Arial" w:cs="Arial"/>
-          <w:sz w:val="22"/>
-          <w:szCs w:val="22"/>
-          <w:shd w:val="clear" w:color="auto" w:fill="CCCCCC"/>
-        </w:rPr>
-        <w:t xml:space="preserve"> </w:t>
-      </w:r>
-      <w:del w:id="32" w:author="Spencer Smith" w:date="2026-07-17T14:02:00Z" w16du:dateUtc="2026-07-17T18:02:00Z">
+      <w:ins w:id="1" w:author="Spencer Smith" w:date="2026-07-29T23:01:00Z" w16du:dateUtc="2026-07-30T03:01:00Z">
         <w:r>
           <w:rPr>
             <w:rFonts w:ascii="Arial" w:hAnsi="Arial" w:cs="Arial"/>
@@ -640,18 +355,7 @@
             <w:szCs w:val="22"/>
             <w:shd w:val="clear" w:color="auto" w:fill="CCCCCC"/>
           </w:rPr>
-          <w:delText xml:space="preserve">The audio </w:delText>
-        </w:r>
-      </w:del>
-      <w:ins w:id="33" w:author="Spencer Smith" w:date="2026-07-17T14:02:00Z" w16du:dateUtc="2026-07-17T18:02:00Z">
-        <w:r>
-          <w:rPr>
-            <w:rFonts w:ascii="Arial" w:hAnsi="Arial" w:cs="Arial"/>
-            <w:sz w:val="22"/>
-            <w:szCs w:val="22"/>
-            <w:shd w:val="clear" w:color="auto" w:fill="CCCCCC"/>
-          </w:rPr>
-          <w:t xml:space="preserve">Your </w:t>
+          <w:t>Forms</w:t>
         </w:r>
       </w:ins>
       <w:r>
@@ -661,19 +365,8 @@
           <w:szCs w:val="22"/>
           <w:shd w:val="clear" w:color="auto" w:fill="CCCCCC"/>
         </w:rPr>
-        <w:t xml:space="preserve">answers </w:t>
-      </w:r>
-      <w:del w:id="34" w:author="Spencer Smith" w:date="2026-07-17T14:02:00Z" w16du:dateUtc="2026-07-17T18:02:00Z">
-        <w:r>
-          <w:rPr>
-            <w:rFonts w:ascii="Arial" w:hAnsi="Arial" w:cs="Arial"/>
-            <w:sz w:val="22"/>
-            <w:szCs w:val="22"/>
-            <w:shd w:val="clear" w:color="auto" w:fill="CCCCCC"/>
-          </w:rPr>
-          <w:delText xml:space="preserve">to your questions </w:delText>
-        </w:r>
-      </w:del>
+        <w:t>.</w:t>
+      </w:r>
       <w:r>
         <w:rPr>
           <w:rFonts w:ascii="Arial" w:hAnsi="Arial" w:cs="Arial"/>
@@ -681,15 +374,6 @@
           <w:szCs w:val="22"/>
           <w:shd w:val="clear" w:color="auto" w:fill="CCCCCC"/>
         </w:rPr>
-        <w:t>will be temporarily recorded and securely saved on Microsoft Teams.</w:t>
-      </w:r>
-      <w:r>
-        <w:rPr>
-          <w:rFonts w:ascii="Arial" w:hAnsi="Arial" w:cs="Arial"/>
-          <w:sz w:val="22"/>
-          <w:szCs w:val="22"/>
-          <w:shd w:val="clear" w:color="auto" w:fill="CCCCCC"/>
-        </w:rPr>
         <w:t xml:space="preserve">  The data will be retained for 3 years after the study and then deleted.</w:t>
       </w:r>
     </w:p>
@@ -726,16 +410,6 @@
         </w:rPr>
         <w:t>Risks</w:t>
       </w:r>
-      <w:del w:id="35" w:author="Spencer Smith" w:date="2026-07-17T14:02:00Z" w16du:dateUtc="2026-07-17T18:02:00Z">
-        <w:r>
-          <w:rPr>
-            <w:rFonts w:ascii="Arial" w:hAnsi="Arial" w:cs="Arial"/>
-            <w:sz w:val="22"/>
-            <w:szCs w:val="22"/>
-          </w:rPr>
-          <w:delText>:</w:delText>
-        </w:r>
-      </w:del>
     </w:p>
     <w:p>
       <w:pPr>
@@ -792,120 +466,9 @@
           <w:szCs w:val="22"/>
           <w:lang w:val="en-CA"/>
         </w:rPr>
-        <w:t xml:space="preserve">. We assure that our questions are objective and technical, and do not suggest a course of action. The social risk associated with this interview is minimal. We will keep your identity private. </w:t>
-      </w:r>
-      <w:r>
-        <w:rPr>
-          <w:rFonts w:ascii="Arial" w:hAnsi="Arial" w:cs="Arial"/>
-          <w:sz w:val="22"/>
-          <w:szCs w:val="22"/>
-          <w:lang w:val="en-CA"/>
-        </w:rPr>
-        <w:t xml:space="preserve">However, </w:t>
-      </w:r>
-      <w:r>
-        <w:rPr>
-          <w:rFonts w:ascii="Arial" w:hAnsi="Arial" w:cs="Arial"/>
-          <w:sz w:val="22"/>
-          <w:szCs w:val="22"/>
-          <w:lang w:val="en-CA"/>
-        </w:rPr>
-        <w:t xml:space="preserve">maintaining the privacy of interviewed sole developers, or members from a small developer team, may not be possible since their identities can </w:t>
-      </w:r>
-      <w:r>
-        <w:rPr>
-          <w:rFonts w:ascii="Arial" w:hAnsi="Arial" w:cs="Arial"/>
-          <w:sz w:val="22"/>
-          <w:szCs w:val="22"/>
-          <w:lang w:val="en-CA"/>
-        </w:rPr>
-        <w:t xml:space="preserve">potentially </w:t>
-      </w:r>
-      <w:r>
-        <w:rPr>
-          <w:rFonts w:ascii="Arial" w:hAnsi="Arial" w:cs="Arial"/>
-          <w:sz w:val="22"/>
-          <w:szCs w:val="22"/>
-          <w:lang w:val="en-CA"/>
-        </w:rPr>
-        <w:t xml:space="preserve">be inferred. The interviewee will have to accept this risk if they choose to be interviewed. </w:t>
-      </w:r>
-      <w:r>
-        <w:rPr>
-          <w:rFonts w:ascii="Arial" w:hAnsi="Arial" w:cs="Arial"/>
-          <w:sz w:val="22"/>
-          <w:szCs w:val="22"/>
-          <w:lang w:val="en-CA"/>
-        </w:rPr>
-        <w:t xml:space="preserve">All personal information will be stored securely on password protected email accounts on password protected computers. </w:t>
-      </w:r>
-      <w:r>
-        <w:rPr>
-          <w:rFonts w:ascii="Arial" w:hAnsi="Arial" w:cs="Arial"/>
-          <w:sz w:val="22"/>
-          <w:szCs w:val="22"/>
-        </w:rPr>
-        <w:t>You do not need to answer questions that make you feel uncomfortable or that you do not want to answer, a</w:t>
-      </w:r>
-      <w:proofErr w:type="spellStart"/>
-      <w:r>
-        <w:rPr>
-          <w:rFonts w:ascii="Arial" w:hAnsi="Arial" w:cs="Arial"/>
-          <w:sz w:val="22"/>
-          <w:szCs w:val="22"/>
-          <w:lang w:val="en-CA"/>
-        </w:rPr>
-        <w:t>nd</w:t>
-      </w:r>
-      <w:proofErr w:type="spellEnd"/>
-      <w:r>
-        <w:rPr>
-          <w:rFonts w:ascii="Arial" w:hAnsi="Arial" w:cs="Arial"/>
-          <w:sz w:val="22"/>
-          <w:szCs w:val="22"/>
-          <w:lang w:val="en-CA"/>
-        </w:rPr>
-        <w:t xml:space="preserve"> you can withdraw at any time.  After the interview all that would be required to withdraw your answers would be an e-mail to me</w:t>
-      </w:r>
-      <w:r>
-        <w:rPr>
-          <w:rFonts w:ascii="Arial" w:hAnsi="Arial" w:cs="Arial"/>
-          <w:sz w:val="22"/>
-          <w:szCs w:val="22"/>
-          <w:lang w:val="en-CA"/>
-        </w:rPr>
-        <w:t xml:space="preserve"> or the </w:t>
-      </w:r>
-      <w:proofErr w:type="gramStart"/>
-      <w:r>
-        <w:rPr>
-          <w:rFonts w:ascii="Arial" w:hAnsi="Arial" w:cs="Arial"/>
-          <w:sz w:val="22"/>
-          <w:szCs w:val="22"/>
-          <w:lang w:val="en-CA"/>
-        </w:rPr>
-        <w:t>principle</w:t>
-      </w:r>
-      <w:proofErr w:type="gramEnd"/>
-      <w:r>
-        <w:rPr>
-          <w:rFonts w:ascii="Arial" w:hAnsi="Arial" w:cs="Arial"/>
-          <w:sz w:val="22"/>
-          <w:szCs w:val="22"/>
-          <w:lang w:val="en-CA"/>
-        </w:rPr>
-        <w:t xml:space="preserve"> investigator (Dr. Smith)</w:t>
-      </w:r>
-      <w:r>
-        <w:rPr>
-          <w:rFonts w:ascii="Arial" w:hAnsi="Arial" w:cs="Arial"/>
-          <w:sz w:val="22"/>
-          <w:szCs w:val="22"/>
-          <w:lang w:val="en-CA"/>
-        </w:rPr>
-        <w:t xml:space="preserve">. You can withdraw up until we analyze all data of this research project on </w:t>
-      </w:r>
-      <w:del w:id="36" w:author="Spencer Smith" w:date="2026-07-17T14:02:00Z" w16du:dateUtc="2026-07-17T18:02:00Z">
+        <w:t xml:space="preserve">. We assure that our questions are objective and technical, and do not suggest a course of action. The social risk associated with this </w:t>
+      </w:r>
+      <w:del w:id="2" w:author="Spencer Smith" w:date="2026-07-30T06:22:00Z" w16du:dateUtc="2026-07-30T10:22:00Z">
         <w:r>
           <w:rPr>
             <w:rFonts w:ascii="Arial" w:hAnsi="Arial" w:cs="Arial"/>
@@ -913,7 +476,18 @@
             <w:szCs w:val="22"/>
             <w:lang w:val="en-CA"/>
           </w:rPr>
-          <w:delText xml:space="preserve">July </w:delText>
+          <w:delText xml:space="preserve">interview </w:delText>
+        </w:r>
+      </w:del>
+      <w:ins w:id="3" w:author="Spencer Smith" w:date="2026-07-30T06:22:00Z" w16du:dateUtc="2026-07-30T10:22:00Z">
+        <w:r>
+          <w:rPr>
+            <w:rFonts w:ascii="Arial" w:hAnsi="Arial" w:cs="Arial"/>
+            <w:sz w:val="22"/>
+            <w:szCs w:val="22"/>
+            <w:lang w:val="en-CA"/>
+          </w:rPr>
+          <w:t>survey</w:t>
         </w:r>
         <w:r>
           <w:rPr>
@@ -922,17 +496,56 @@
             <w:szCs w:val="22"/>
             <w:lang w:val="en-CA"/>
           </w:rPr>
-          <w:delText>31</w:delText>
+          <w:t xml:space="preserve"> </w:t>
         </w:r>
+      </w:ins>
+      <w:r>
+        <w:rPr>
+          <w:rFonts w:ascii="Arial" w:hAnsi="Arial" w:cs="Arial"/>
+          <w:sz w:val="22"/>
+          <w:szCs w:val="22"/>
+          <w:lang w:val="en-CA"/>
+        </w:rPr>
+        <w:t xml:space="preserve">is minimal. We will keep your identity private. </w:t>
+      </w:r>
+      <w:r>
+        <w:rPr>
+          <w:rFonts w:ascii="Arial" w:hAnsi="Arial" w:cs="Arial"/>
+          <w:sz w:val="22"/>
+          <w:szCs w:val="22"/>
+          <w:lang w:val="en-CA"/>
+        </w:rPr>
+        <w:t xml:space="preserve">However, </w:t>
+      </w:r>
+      <w:r>
+        <w:rPr>
+          <w:rFonts w:ascii="Arial" w:hAnsi="Arial" w:cs="Arial"/>
+          <w:sz w:val="22"/>
+          <w:szCs w:val="22"/>
+          <w:lang w:val="en-CA"/>
+        </w:rPr>
+        <w:t xml:space="preserve">maintaining the privacy of </w:t>
+      </w:r>
+      <w:del w:id="4" w:author="Spencer Smith" w:date="2026-07-29T23:01:00Z" w16du:dateUtc="2026-07-30T03:01:00Z">
         <w:r>
           <w:rPr>
             <w:rFonts w:ascii="Arial" w:hAnsi="Arial" w:cs="Arial"/>
             <w:sz w:val="22"/>
             <w:szCs w:val="22"/>
-            <w:vertAlign w:val="superscript"/>
             <w:lang w:val="en-CA"/>
           </w:rPr>
-          <w:delText>st</w:delText>
+          <w:delText xml:space="preserve">interviewed </w:delText>
+        </w:r>
+      </w:del>
+      <w:ins w:id="5" w:author="Spencer Smith" w:date="2026-07-29T23:01:00Z" w16du:dateUtc="2026-07-30T03:01:00Z">
+        <w:r>
+          <w:rPr>
+            <w:rFonts w:ascii="Arial" w:hAnsi="Arial" w:cs="Arial"/>
+            <w:sz w:val="22"/>
+            <w:szCs w:val="22"/>
+            <w:lang w:val="en-CA"/>
+          </w:rPr>
+          <w:t>participants if they are</w:t>
         </w:r>
         <w:r>
           <w:rPr>
@@ -941,10 +554,37 @@
             <w:szCs w:val="22"/>
             <w:lang w:val="en-CA"/>
           </w:rPr>
-          <w:delText xml:space="preserve"> </w:delText>
+          <w:t xml:space="preserve"> </w:t>
         </w:r>
-      </w:del>
-      <w:ins w:id="37" w:author="Spencer Smith" w:date="2026-07-17T14:02:00Z" w16du:dateUtc="2026-07-17T18:02:00Z">
+      </w:ins>
+      <w:r>
+        <w:rPr>
+          <w:rFonts w:ascii="Arial" w:hAnsi="Arial" w:cs="Arial"/>
+          <w:sz w:val="22"/>
+          <w:szCs w:val="22"/>
+          <w:lang w:val="en-CA"/>
+        </w:rPr>
+        <w:t xml:space="preserve">sole developers, or members from a small developer team, may not be possible since their identities can </w:t>
+      </w:r>
+      <w:r>
+        <w:rPr>
+          <w:rFonts w:ascii="Arial" w:hAnsi="Arial" w:cs="Arial"/>
+          <w:sz w:val="22"/>
+          <w:szCs w:val="22"/>
+          <w:lang w:val="en-CA"/>
+        </w:rPr>
+        <w:t xml:space="preserve">potentially </w:t>
+      </w:r>
+      <w:r>
+        <w:rPr>
+          <w:rFonts w:ascii="Arial" w:hAnsi="Arial" w:cs="Arial"/>
+          <w:sz w:val="22"/>
+          <w:szCs w:val="22"/>
+          <w:lang w:val="en-CA"/>
+        </w:rPr>
+        <w:t xml:space="preserve">be inferred. The </w:t>
+      </w:r>
+      <w:del w:id="6" w:author="Spencer Smith" w:date="2026-07-30T06:21:00Z" w16du:dateUtc="2026-07-30T10:21:00Z">
         <w:r>
           <w:rPr>
             <w:rFonts w:ascii="Arial" w:hAnsi="Arial" w:cs="Arial"/>
@@ -952,25 +592,18 @@
             <w:szCs w:val="22"/>
             <w:lang w:val="en-CA"/>
           </w:rPr>
-          <w:t>August 8</w:t>
+          <w:delText xml:space="preserve">interviewee </w:delText>
         </w:r>
+      </w:del>
+      <w:ins w:id="7" w:author="Spencer Smith" w:date="2026-07-30T06:21:00Z" w16du:dateUtc="2026-07-30T10:21:00Z">
         <w:r>
           <w:rPr>
             <w:rFonts w:ascii="Arial" w:hAnsi="Arial" w:cs="Arial"/>
             <w:sz w:val="22"/>
             <w:szCs w:val="22"/>
-            <w:vertAlign w:val="superscript"/>
             <w:lang w:val="en-CA"/>
-            <w:rPrChange w:id="38" w:author="Spencer Smith" w:date="2026-07-17T14:02:00Z" w16du:dateUtc="2026-07-17T18:02:00Z">
-              <w:rPr>
-                <w:rFonts w:ascii="Arial" w:hAnsi="Arial" w:cs="Arial"/>
-                <w:sz w:val="22"/>
-                <w:szCs w:val="22"/>
-                <w:lang w:val="en-CA"/>
-              </w:rPr>
-            </w:rPrChange>
           </w:rPr>
-          <w:t>th</w:t>
+          <w:t>participant</w:t>
         </w:r>
         <w:r>
           <w:rPr>
@@ -979,7 +612,7 @@
             <w:szCs w:val="22"/>
             <w:lang w:val="en-CA"/>
           </w:rPr>
-          <w:t xml:space="preserve">, </w:t>
+          <w:t xml:space="preserve"> </w:t>
         </w:r>
       </w:ins>
       <w:r>
@@ -989,126 +622,28 @@
           <w:szCs w:val="22"/>
           <w:lang w:val="en-CA"/>
         </w:rPr>
-        <w:t>202</w:t>
-      </w:r>
-      <w:r>
-        <w:rPr>
-          <w:rFonts w:ascii="Arial" w:hAnsi="Arial" w:cs="Arial"/>
-          <w:sz w:val="22"/>
-          <w:szCs w:val="22"/>
-          <w:lang w:val="en-CA"/>
-        </w:rPr>
-        <w:t>6</w:t>
-      </w:r>
-      <w:r>
-        <w:rPr>
-          <w:rFonts w:ascii="Arial" w:hAnsi="Arial" w:cs="Arial"/>
-          <w:sz w:val="22"/>
-          <w:szCs w:val="22"/>
-          <w:lang w:val="en-CA"/>
-        </w:rPr>
-        <w:t>.</w:t>
-      </w:r>
-    </w:p>
-    <w:p>
-      <w:pPr>
-        <w:rPr>
-          <w:rFonts w:ascii="Arial" w:hAnsi="Arial" w:cs="Arial"/>
-          <w:sz w:val="22"/>
-          <w:szCs w:val="22"/>
-        </w:rPr>
-      </w:pPr>
-    </w:p>
-    <w:p>
-      <w:pPr>
-        <w:rPr>
-          <w:rFonts w:ascii="Arial" w:hAnsi="Arial" w:cs="Arial"/>
-          <w:sz w:val="22"/>
-          <w:szCs w:val="22"/>
-        </w:rPr>
-      </w:pPr>
-      <w:r>
-        <w:rPr>
-          <w:rFonts w:ascii="Arial" w:hAnsi="Arial" w:cs="Arial"/>
-          <w:sz w:val="22"/>
-          <w:szCs w:val="22"/>
-        </w:rPr>
-        <w:t xml:space="preserve">Information that could identify you will not be published or shared beyond the research team unless we have your permission.  </w:t>
-      </w:r>
-    </w:p>
-    <w:p>
-      <w:pPr>
-        <w:rPr>
-          <w:rFonts w:ascii="Arial" w:hAnsi="Arial" w:cs="Arial"/>
-          <w:sz w:val="22"/>
-          <w:szCs w:val="22"/>
-        </w:rPr>
-      </w:pPr>
-    </w:p>
-    <w:p>
-      <w:pPr>
-        <w:rPr>
-          <w:rFonts w:ascii="Arial" w:hAnsi="Arial" w:cs="Arial"/>
-          <w:b/>
-          <w:sz w:val="22"/>
-          <w:szCs w:val="22"/>
-        </w:rPr>
-      </w:pPr>
-      <w:r>
-        <w:rPr>
-          <w:rFonts w:ascii="Arial" w:hAnsi="Arial" w:cs="Arial"/>
-          <w:b/>
-          <w:sz w:val="22"/>
-          <w:szCs w:val="22"/>
-        </w:rPr>
-        <w:t>Benefits</w:t>
-      </w:r>
-      <w:del w:id="39" w:author="Spencer Smith" w:date="2026-07-17T14:02:00Z" w16du:dateUtc="2026-07-17T18:02:00Z">
-        <w:r>
-          <w:rPr>
-            <w:rFonts w:ascii="Arial" w:hAnsi="Arial" w:cs="Arial"/>
-            <w:b/>
-            <w:sz w:val="22"/>
-            <w:szCs w:val="22"/>
-          </w:rPr>
-          <w:delText xml:space="preserve">: </w:delText>
-        </w:r>
-      </w:del>
-    </w:p>
-    <w:p>
-      <w:pPr>
-        <w:rPr>
-          <w:rFonts w:ascii="Arial" w:hAnsi="Arial" w:cs="Arial"/>
-          <w:sz w:val="22"/>
-          <w:szCs w:val="22"/>
-        </w:rPr>
-      </w:pPr>
-      <w:r>
-        <w:rPr>
-          <w:rFonts w:ascii="Arial" w:hAnsi="Arial" w:cs="Arial"/>
-          <w:sz w:val="22"/>
-          <w:szCs w:val="22"/>
-        </w:rPr>
-        <w:t xml:space="preserve">The answers to these </w:t>
-      </w:r>
-      <w:del w:id="40" w:author="Spencer Smith" w:date="2026-07-17T14:03:00Z" w16du:dateUtc="2026-07-17T18:03:00Z">
+        <w:t xml:space="preserve">will have to accept this risk if they choose to </w:t>
+      </w:r>
+      <w:del w:id="8" w:author="Spencer Smith" w:date="2026-07-30T06:21:00Z" w16du:dateUtc="2026-07-30T10:21:00Z">
         <w:r>
           <w:rPr>
             <w:rFonts w:ascii="Arial" w:hAnsi="Arial" w:cs="Arial"/>
             <w:sz w:val="22"/>
             <w:szCs w:val="22"/>
+            <w:lang w:val="en-CA"/>
           </w:rPr>
-          <w:delText xml:space="preserve">interview </w:delText>
+          <w:delText>be interviewed</w:delText>
         </w:r>
       </w:del>
-      <w:ins w:id="41" w:author="Spencer Smith" w:date="2026-07-17T14:03:00Z" w16du:dateUtc="2026-07-17T18:03:00Z">
+      <w:ins w:id="9" w:author="Spencer Smith" w:date="2026-07-30T06:21:00Z" w16du:dateUtc="2026-07-30T10:21:00Z">
         <w:r>
           <w:rPr>
             <w:rFonts w:ascii="Arial" w:hAnsi="Arial" w:cs="Arial"/>
             <w:sz w:val="22"/>
             <w:szCs w:val="22"/>
+            <w:lang w:val="en-CA"/>
           </w:rPr>
-          <w:t xml:space="preserve">survey </w:t>
+          <w:t>participate</w:t>
         </w:r>
       </w:ins>
       <w:r>
@@ -1116,175 +651,65 @@
           <w:rFonts w:ascii="Arial" w:hAnsi="Arial" w:cs="Arial"/>
           <w:sz w:val="22"/>
           <w:szCs w:val="22"/>
-        </w:rPr>
-        <w:t xml:space="preserve">questions will help us analyze the current state of practice of software </w:t>
-      </w:r>
-      <w:proofErr w:type="gramStart"/>
-      <w:r>
-        <w:rPr>
-          <w:rFonts w:ascii="Arial" w:hAnsi="Arial" w:cs="Arial"/>
-          <w:sz w:val="22"/>
-          <w:szCs w:val="22"/>
-        </w:rPr>
-        <w:t>development, and</w:t>
-      </w:r>
-      <w:proofErr w:type="gramEnd"/>
-      <w:r>
-        <w:rPr>
-          <w:rFonts w:ascii="Arial" w:hAnsi="Arial" w:cs="Arial"/>
-          <w:sz w:val="22"/>
-          <w:szCs w:val="22"/>
-        </w:rPr>
-        <w:t xml:space="preserve"> provide insight into common or best practices for the benefit of future software development.</w:t>
-      </w:r>
-      <w:r>
-        <w:rPr>
-          <w:rFonts w:ascii="Ariel" w:hAnsi="Ariel" w:cs="Arial"/>
-          <w:sz w:val="22"/>
-          <w:szCs w:val="22"/>
-        </w:rPr>
-        <w:t xml:space="preserve"> </w:t>
-      </w:r>
-      <w:r>
-        <w:rPr>
-          <w:rFonts w:ascii="Arial" w:hAnsi="Arial" w:cs="Arial"/>
-          <w:sz w:val="22"/>
-          <w:szCs w:val="22"/>
-          <w:shd w:val="clear" w:color="auto" w:fill="CCCCCC"/>
-          <w:lang w:val="en-CA"/>
-        </w:rPr>
-        <w:t>However, participants may not benefit from participating in the study.</w:t>
-      </w:r>
-    </w:p>
-    <w:p>
-      <w:pPr>
-        <w:rPr>
-          <w:rFonts w:ascii="Arial" w:hAnsi="Arial" w:cs="Arial"/>
-          <w:shd w:val="clear" w:color="auto" w:fill="CCCCCC"/>
-        </w:rPr>
-      </w:pPr>
-    </w:p>
-    <w:p>
-      <w:pPr>
-        <w:rPr>
-          <w:rFonts w:ascii="Arial" w:hAnsi="Arial" w:cs="Arial"/>
-          <w:sz w:val="22"/>
-          <w:szCs w:val="22"/>
-        </w:rPr>
-      </w:pPr>
-    </w:p>
-    <w:p>
-      <w:pPr>
-        <w:rPr>
-          <w:rFonts w:ascii="Arial" w:hAnsi="Arial" w:cs="Arial"/>
-          <w:sz w:val="22"/>
-          <w:szCs w:val="22"/>
-        </w:rPr>
-      </w:pPr>
-    </w:p>
-    <w:p>
-      <w:pPr>
-        <w:rPr>
-          <w:rFonts w:ascii="Arial" w:hAnsi="Arial" w:cs="Arial"/>
-        </w:rPr>
-      </w:pPr>
-    </w:p>
-    <w:p>
-      <w:pPr>
-        <w:rPr>
-          <w:rFonts w:ascii="Arial" w:hAnsi="Arial" w:cs="Arial"/>
-        </w:rPr>
-      </w:pPr>
-    </w:p>
-    <w:p>
-      <w:pPr>
-        <w:rPr>
-          <w:rFonts w:ascii="Arial" w:hAnsi="Arial" w:cs="Arial"/>
-        </w:rPr>
-      </w:pPr>
-    </w:p>
-    <w:p>
-      <w:pPr>
-        <w:rPr>
-          <w:rFonts w:ascii="Arial" w:hAnsi="Arial" w:cs="Arial"/>
-          <w:sz w:val="22"/>
-          <w:szCs w:val="22"/>
-        </w:rPr>
-      </w:pPr>
-      <w:r>
-        <w:rPr>
-          <w:rFonts w:ascii="Arial" w:hAnsi="Arial" w:cs="Arial"/>
-          <w:b/>
-          <w:sz w:val="22"/>
-          <w:szCs w:val="22"/>
-        </w:rPr>
-        <w:t>Voluntary participation</w:t>
-      </w:r>
-      <w:r>
-        <w:rPr>
-          <w:rFonts w:ascii="Arial" w:hAnsi="Arial" w:cs="Arial"/>
-          <w:sz w:val="22"/>
-          <w:szCs w:val="22"/>
-        </w:rPr>
-        <w:t>:</w:t>
-      </w:r>
-    </w:p>
-    <w:p>
-      <w:pPr>
-        <w:rPr>
-          <w:rFonts w:ascii="Arial" w:hAnsi="Arial" w:cs="Arial"/>
-          <w:sz w:val="22"/>
-          <w:szCs w:val="22"/>
-        </w:rPr>
-      </w:pPr>
-    </w:p>
-    <w:p>
-      <w:pPr>
-        <w:numPr>
-          <w:ilvl w:val="0"/>
-          <w:numId w:val="1"/>
-        </w:numPr>
-      </w:pPr>
-      <w:r>
-        <w:rPr>
-          <w:rFonts w:ascii="Arial" w:hAnsi="Arial" w:cs="Arial"/>
-          <w:sz w:val="22"/>
-          <w:szCs w:val="22"/>
-        </w:rPr>
-        <w:t xml:space="preserve">Your participation in this study is voluntary. </w:t>
-      </w:r>
-    </w:p>
-    <w:p>
-      <w:pPr>
-        <w:numPr>
-          <w:ilvl w:val="0"/>
-          <w:numId w:val="1"/>
-        </w:numPr>
-      </w:pPr>
-      <w:r>
-        <w:rPr>
-          <w:rFonts w:ascii="Arial" w:hAnsi="Arial" w:cs="Arial"/>
-          <w:sz w:val="22"/>
-          <w:szCs w:val="22"/>
-        </w:rPr>
-        <w:t xml:space="preserve">You can decide to stop at any time, even part-way through the </w:t>
-      </w:r>
-      <w:del w:id="42" w:author="Spencer Smith" w:date="2026-07-17T14:03:00Z" w16du:dateUtc="2026-07-17T18:03:00Z">
+          <w:lang w:val="en-CA"/>
+        </w:rPr>
+        <w:t xml:space="preserve">. </w:t>
+      </w:r>
+      <w:r>
+        <w:rPr>
+          <w:rFonts w:ascii="Arial" w:hAnsi="Arial" w:cs="Arial"/>
+          <w:sz w:val="22"/>
+          <w:szCs w:val="22"/>
+          <w:lang w:val="en-CA"/>
+        </w:rPr>
+        <w:t xml:space="preserve">All personal information will be stored securely on password protected email accounts on password protected computers. </w:t>
+      </w:r>
+      <w:r>
+        <w:rPr>
+          <w:rFonts w:ascii="Arial" w:hAnsi="Arial" w:cs="Arial"/>
+          <w:sz w:val="22"/>
+          <w:szCs w:val="22"/>
+        </w:rPr>
+        <w:t>You do not need to answer questions that make you feel uncomfortable or that you do not want to answer, a</w:t>
+      </w:r>
+      <w:proofErr w:type="spellStart"/>
+      <w:r>
+        <w:rPr>
+          <w:rFonts w:ascii="Arial" w:hAnsi="Arial" w:cs="Arial"/>
+          <w:sz w:val="22"/>
+          <w:szCs w:val="22"/>
+          <w:lang w:val="en-CA"/>
+        </w:rPr>
+        <w:t>nd</w:t>
+      </w:r>
+      <w:proofErr w:type="spellEnd"/>
+      <w:r>
+        <w:rPr>
+          <w:rFonts w:ascii="Arial" w:hAnsi="Arial" w:cs="Arial"/>
+          <w:sz w:val="22"/>
+          <w:szCs w:val="22"/>
+          <w:lang w:val="en-CA"/>
+        </w:rPr>
+        <w:t xml:space="preserve"> you can withdraw at any time.  After the </w:t>
+      </w:r>
+      <w:del w:id="10" w:author="Spencer Smith" w:date="2026-07-30T06:06:00Z" w16du:dateUtc="2026-07-30T10:06:00Z">
         <w:r>
           <w:rPr>
             <w:rFonts w:ascii="Arial" w:hAnsi="Arial" w:cs="Arial"/>
             <w:sz w:val="22"/>
             <w:szCs w:val="22"/>
+            <w:lang w:val="en-CA"/>
           </w:rPr>
           <w:delText xml:space="preserve">interview </w:delText>
         </w:r>
       </w:del>
-      <w:ins w:id="43" w:author="Spencer Smith" w:date="2026-07-17T14:03:00Z" w16du:dateUtc="2026-07-17T18:03:00Z">
+      <w:ins w:id="11" w:author="Spencer Smith" w:date="2026-07-30T06:06:00Z" w16du:dateUtc="2026-07-30T10:06:00Z">
         <w:r>
           <w:rPr>
             <w:rFonts w:ascii="Arial" w:hAnsi="Arial" w:cs="Arial"/>
             <w:sz w:val="22"/>
             <w:szCs w:val="22"/>
+            <w:lang w:val="en-CA"/>
           </w:rPr>
           <w:t xml:space="preserve">survey </w:t>
         </w:r>
@@ -1296,6 +721,455 @@
           <w:szCs w:val="22"/>
           <w:lang w:val="en-CA"/>
         </w:rPr>
+        <w:t xml:space="preserve">all that would be required to withdraw your answers would be an e-mail to </w:t>
+      </w:r>
+      <w:del w:id="12" w:author="Spencer Smith" w:date="2026-07-30T06:06:00Z" w16du:dateUtc="2026-07-30T10:06:00Z">
+        <w:r>
+          <w:rPr>
+            <w:rFonts w:ascii="Arial" w:hAnsi="Arial" w:cs="Arial"/>
+            <w:sz w:val="22"/>
+            <w:szCs w:val="22"/>
+            <w:lang w:val="en-CA"/>
+          </w:rPr>
+          <w:delText>me</w:delText>
+        </w:r>
+        <w:r>
+          <w:rPr>
+            <w:rFonts w:ascii="Arial" w:hAnsi="Arial" w:cs="Arial"/>
+            <w:sz w:val="22"/>
+            <w:szCs w:val="22"/>
+            <w:lang w:val="en-CA"/>
+          </w:rPr>
+          <w:delText xml:space="preserve"> or </w:delText>
+        </w:r>
+      </w:del>
+      <w:del w:id="13" w:author="Spencer Smith" w:date="2026-07-30T06:07:00Z" w16du:dateUtc="2026-07-30T10:07:00Z">
+        <w:r>
+          <w:rPr>
+            <w:rFonts w:ascii="Arial" w:hAnsi="Arial" w:cs="Arial"/>
+            <w:sz w:val="22"/>
+            <w:szCs w:val="22"/>
+            <w:lang w:val="en-CA"/>
+          </w:rPr>
+          <w:delText xml:space="preserve">the </w:delText>
+        </w:r>
+      </w:del>
+      <w:del w:id="14" w:author="Spencer Smith" w:date="2026-07-29T23:03:00Z" w16du:dateUtc="2026-07-30T03:03:00Z">
+        <w:r>
+          <w:rPr>
+            <w:rFonts w:ascii="Arial" w:hAnsi="Arial" w:cs="Arial"/>
+            <w:sz w:val="22"/>
+            <w:szCs w:val="22"/>
+            <w:lang w:val="en-CA"/>
+          </w:rPr>
+          <w:delText xml:space="preserve">principle </w:delText>
+        </w:r>
+      </w:del>
+      <w:del w:id="15" w:author="Spencer Smith" w:date="2026-07-30T06:07:00Z" w16du:dateUtc="2026-07-30T10:07:00Z">
+        <w:r>
+          <w:rPr>
+            <w:rFonts w:ascii="Arial" w:hAnsi="Arial" w:cs="Arial"/>
+            <w:sz w:val="22"/>
+            <w:szCs w:val="22"/>
+            <w:lang w:val="en-CA"/>
+          </w:rPr>
+          <w:delText>investigator (Dr. Smith)</w:delText>
+        </w:r>
+      </w:del>
+      <w:ins w:id="16" w:author="Spencer Smith" w:date="2026-07-30T06:07:00Z" w16du:dateUtc="2026-07-30T10:07:00Z">
+        <w:r>
+          <w:rPr>
+            <w:rFonts w:ascii="Arial" w:hAnsi="Arial" w:cs="Arial"/>
+            <w:sz w:val="22"/>
+            <w:szCs w:val="22"/>
+            <w:lang w:val="en-CA"/>
+          </w:rPr>
+          <w:t>smiths@mcmaster.ca</w:t>
+        </w:r>
+      </w:ins>
+      <w:ins w:id="17" w:author="Spencer Smith" w:date="2026-07-29T23:02:00Z" w16du:dateUtc="2026-07-30T03:02:00Z">
+        <w:r>
+          <w:rPr>
+            <w:rFonts w:ascii="Arial" w:hAnsi="Arial" w:cs="Arial"/>
+            <w:sz w:val="22"/>
+            <w:szCs w:val="22"/>
+            <w:lang w:val="en-CA"/>
+          </w:rPr>
+          <w:t xml:space="preserve"> stating </w:t>
+        </w:r>
+      </w:ins>
+      <w:ins w:id="18" w:author="Spencer Smith" w:date="2026-07-29T23:04:00Z" w16du:dateUtc="2026-07-30T03:04:00Z">
+        <w:r>
+          <w:rPr>
+            <w:rFonts w:ascii="Arial" w:hAnsi="Arial" w:cs="Arial"/>
+            <w:sz w:val="22"/>
+            <w:szCs w:val="22"/>
+            <w:lang w:val="en-CA"/>
+          </w:rPr>
+          <w:t xml:space="preserve">which </w:t>
+        </w:r>
+      </w:ins>
+      <w:ins w:id="19" w:author="Spencer Smith" w:date="2026-07-29T23:02:00Z" w16du:dateUtc="2026-07-30T03:02:00Z">
+        <w:r>
+          <w:rPr>
+            <w:rFonts w:ascii="Arial" w:hAnsi="Arial" w:cs="Arial"/>
+            <w:sz w:val="22"/>
+            <w:szCs w:val="22"/>
+            <w:lang w:val="en-CA"/>
+          </w:rPr>
+          <w:t>software pro</w:t>
+        </w:r>
+      </w:ins>
+      <w:ins w:id="20" w:author="Spencer Smith" w:date="2026-07-29T23:04:00Z" w16du:dateUtc="2026-07-30T03:04:00Z">
+        <w:r>
+          <w:rPr>
+            <w:rFonts w:ascii="Arial" w:hAnsi="Arial" w:cs="Arial"/>
+            <w:sz w:val="22"/>
+            <w:szCs w:val="22"/>
+            <w:lang w:val="en-CA"/>
+          </w:rPr>
+          <w:t>ject should have its data deleted</w:t>
+        </w:r>
+      </w:ins>
+      <w:r>
+        <w:rPr>
+          <w:rFonts w:ascii="Arial" w:hAnsi="Arial" w:cs="Arial"/>
+          <w:sz w:val="22"/>
+          <w:szCs w:val="22"/>
+          <w:lang w:val="en-CA"/>
+        </w:rPr>
+        <w:t xml:space="preserve">. You can withdraw up until we analyze all data of this research project on </w:t>
+      </w:r>
+      <w:r>
+        <w:rPr>
+          <w:rFonts w:ascii="Arial" w:hAnsi="Arial" w:cs="Arial"/>
+          <w:sz w:val="22"/>
+          <w:szCs w:val="22"/>
+          <w:lang w:val="en-CA"/>
+        </w:rPr>
+        <w:t xml:space="preserve">August </w:t>
+      </w:r>
+      <w:ins w:id="21" w:author="Spencer Smith" w:date="2026-07-29T23:02:00Z" w16du:dateUtc="2026-07-30T03:02:00Z">
+        <w:r>
+          <w:rPr>
+            <w:rFonts w:ascii="Arial" w:hAnsi="Arial" w:cs="Arial"/>
+            <w:sz w:val="22"/>
+            <w:szCs w:val="22"/>
+            <w:lang w:val="en-CA"/>
+          </w:rPr>
+          <w:t>30</w:t>
+        </w:r>
+      </w:ins>
+      <w:del w:id="22" w:author="Spencer Smith" w:date="2026-07-29T23:02:00Z" w16du:dateUtc="2026-07-30T03:02:00Z">
+        <w:r>
+          <w:rPr>
+            <w:rFonts w:ascii="Arial" w:hAnsi="Arial" w:cs="Arial"/>
+            <w:sz w:val="22"/>
+            <w:szCs w:val="22"/>
+            <w:lang w:val="en-CA"/>
+          </w:rPr>
+          <w:delText>8</w:delText>
+        </w:r>
+      </w:del>
+      <w:r>
+        <w:rPr>
+          <w:rFonts w:ascii="Arial" w:hAnsi="Arial" w:cs="Arial"/>
+          <w:sz w:val="22"/>
+          <w:szCs w:val="22"/>
+          <w:vertAlign w:val="superscript"/>
+          <w:lang w:val="en-CA"/>
+        </w:rPr>
+        <w:t>th</w:t>
+      </w:r>
+      <w:r>
+        <w:rPr>
+          <w:rFonts w:ascii="Arial" w:hAnsi="Arial" w:cs="Arial"/>
+          <w:sz w:val="22"/>
+          <w:szCs w:val="22"/>
+          <w:lang w:val="en-CA"/>
+        </w:rPr>
+        <w:t xml:space="preserve">, </w:t>
+      </w:r>
+      <w:r>
+        <w:rPr>
+          <w:rFonts w:ascii="Arial" w:hAnsi="Arial" w:cs="Arial"/>
+          <w:sz w:val="22"/>
+          <w:szCs w:val="22"/>
+          <w:lang w:val="en-CA"/>
+        </w:rPr>
+        <w:t>202</w:t>
+      </w:r>
+      <w:r>
+        <w:rPr>
+          <w:rFonts w:ascii="Arial" w:hAnsi="Arial" w:cs="Arial"/>
+          <w:sz w:val="22"/>
+          <w:szCs w:val="22"/>
+          <w:lang w:val="en-CA"/>
+        </w:rPr>
+        <w:t>6</w:t>
+      </w:r>
+      <w:r>
+        <w:rPr>
+          <w:rFonts w:ascii="Arial" w:hAnsi="Arial" w:cs="Arial"/>
+          <w:sz w:val="22"/>
+          <w:szCs w:val="22"/>
+          <w:lang w:val="en-CA"/>
+        </w:rPr>
+        <w:t>.</w:t>
+      </w:r>
+    </w:p>
+    <w:p>
+      <w:pPr>
+        <w:rPr>
+          <w:rFonts w:ascii="Arial" w:hAnsi="Arial" w:cs="Arial"/>
+          <w:sz w:val="22"/>
+          <w:szCs w:val="22"/>
+        </w:rPr>
+      </w:pPr>
+    </w:p>
+    <w:p>
+      <w:pPr>
+        <w:rPr>
+          <w:rFonts w:ascii="Arial" w:hAnsi="Arial" w:cs="Arial"/>
+          <w:sz w:val="22"/>
+          <w:szCs w:val="22"/>
+        </w:rPr>
+      </w:pPr>
+      <w:r>
+        <w:rPr>
+          <w:rFonts w:ascii="Arial" w:hAnsi="Arial" w:cs="Arial"/>
+          <w:sz w:val="22"/>
+          <w:szCs w:val="22"/>
+        </w:rPr>
+        <w:t xml:space="preserve">Information that could identify you will not be published or shared beyond the research team unless we have your permission.  </w:t>
+      </w:r>
+    </w:p>
+    <w:p>
+      <w:pPr>
+        <w:rPr>
+          <w:rFonts w:ascii="Arial" w:hAnsi="Arial" w:cs="Arial"/>
+          <w:sz w:val="22"/>
+          <w:szCs w:val="22"/>
+        </w:rPr>
+      </w:pPr>
+    </w:p>
+    <w:p>
+      <w:pPr>
+        <w:rPr>
+          <w:rFonts w:ascii="Arial" w:hAnsi="Arial" w:cs="Arial"/>
+          <w:b/>
+          <w:sz w:val="22"/>
+          <w:szCs w:val="22"/>
+        </w:rPr>
+      </w:pPr>
+      <w:r>
+        <w:rPr>
+          <w:rFonts w:ascii="Arial" w:hAnsi="Arial" w:cs="Arial"/>
+          <w:b/>
+          <w:sz w:val="22"/>
+          <w:szCs w:val="22"/>
+        </w:rPr>
+        <w:t>Benefits</w:t>
+      </w:r>
+    </w:p>
+    <w:p>
+      <w:pPr>
+        <w:rPr>
+          <w:rFonts w:ascii="Arial" w:hAnsi="Arial" w:cs="Arial"/>
+          <w:sz w:val="22"/>
+          <w:szCs w:val="22"/>
+        </w:rPr>
+      </w:pPr>
+      <w:r>
+        <w:rPr>
+          <w:rFonts w:ascii="Arial" w:hAnsi="Arial" w:cs="Arial"/>
+          <w:sz w:val="22"/>
+          <w:szCs w:val="22"/>
+        </w:rPr>
+        <w:t xml:space="preserve">The answers to these </w:t>
+      </w:r>
+      <w:r>
+        <w:rPr>
+          <w:rFonts w:ascii="Arial" w:hAnsi="Arial" w:cs="Arial"/>
+          <w:sz w:val="22"/>
+          <w:szCs w:val="22"/>
+        </w:rPr>
+        <w:t xml:space="preserve">survey </w:t>
+      </w:r>
+      <w:r>
+        <w:rPr>
+          <w:rFonts w:ascii="Arial" w:hAnsi="Arial" w:cs="Arial"/>
+          <w:sz w:val="22"/>
+          <w:szCs w:val="22"/>
+        </w:rPr>
+        <w:t xml:space="preserve">questions will help us analyze the current state of practice of software </w:t>
+      </w:r>
+      <w:proofErr w:type="gramStart"/>
+      <w:r>
+        <w:rPr>
+          <w:rFonts w:ascii="Arial" w:hAnsi="Arial" w:cs="Arial"/>
+          <w:sz w:val="22"/>
+          <w:szCs w:val="22"/>
+        </w:rPr>
+        <w:t>development, and</w:t>
+      </w:r>
+      <w:proofErr w:type="gramEnd"/>
+      <w:r>
+        <w:rPr>
+          <w:rFonts w:ascii="Arial" w:hAnsi="Arial" w:cs="Arial"/>
+          <w:sz w:val="22"/>
+          <w:szCs w:val="22"/>
+        </w:rPr>
+        <w:t xml:space="preserve"> provide insight into common or best practices for the benefit of future software development.</w:t>
+      </w:r>
+      <w:r>
+        <w:rPr>
+          <w:rFonts w:ascii="Ariel" w:hAnsi="Ariel" w:cs="Arial"/>
+          <w:sz w:val="22"/>
+          <w:szCs w:val="22"/>
+        </w:rPr>
+        <w:t xml:space="preserve"> </w:t>
+      </w:r>
+      <w:r>
+        <w:rPr>
+          <w:rFonts w:ascii="Arial" w:hAnsi="Arial" w:cs="Arial"/>
+          <w:sz w:val="22"/>
+          <w:szCs w:val="22"/>
+          <w:shd w:val="clear" w:color="auto" w:fill="CCCCCC"/>
+          <w:lang w:val="en-CA"/>
+        </w:rPr>
+        <w:t>However, participants may not benefit from participating in the study.</w:t>
+      </w:r>
+    </w:p>
+    <w:p>
+      <w:pPr>
+        <w:rPr>
+          <w:rFonts w:ascii="Arial" w:hAnsi="Arial" w:cs="Arial"/>
+          <w:shd w:val="clear" w:color="auto" w:fill="CCCCCC"/>
+        </w:rPr>
+      </w:pPr>
+    </w:p>
+    <w:p>
+      <w:pPr>
+        <w:rPr>
+          <w:rFonts w:ascii="Arial" w:hAnsi="Arial" w:cs="Arial"/>
+          <w:sz w:val="22"/>
+          <w:szCs w:val="22"/>
+        </w:rPr>
+      </w:pPr>
+    </w:p>
+    <w:p>
+      <w:pPr>
+        <w:rPr>
+          <w:rFonts w:ascii="Arial" w:hAnsi="Arial" w:cs="Arial"/>
+          <w:sz w:val="22"/>
+          <w:szCs w:val="22"/>
+        </w:rPr>
+      </w:pPr>
+    </w:p>
+    <w:p>
+      <w:pPr>
+        <w:rPr>
+          <w:rFonts w:ascii="Arial" w:hAnsi="Arial" w:cs="Arial"/>
+        </w:rPr>
+      </w:pPr>
+    </w:p>
+    <w:p>
+      <w:pPr>
+        <w:rPr>
+          <w:rFonts w:ascii="Arial" w:hAnsi="Arial" w:cs="Arial"/>
+        </w:rPr>
+      </w:pPr>
+    </w:p>
+    <w:p>
+      <w:pPr>
+        <w:rPr>
+          <w:rFonts w:ascii="Arial" w:hAnsi="Arial" w:cs="Arial"/>
+        </w:rPr>
+      </w:pPr>
+    </w:p>
+    <w:p>
+      <w:pPr>
+        <w:rPr>
+          <w:rFonts w:ascii="Arial" w:hAnsi="Arial" w:cs="Arial"/>
+          <w:sz w:val="22"/>
+          <w:szCs w:val="22"/>
+        </w:rPr>
+      </w:pPr>
+      <w:r>
+        <w:rPr>
+          <w:rFonts w:ascii="Arial" w:hAnsi="Arial" w:cs="Arial"/>
+          <w:b/>
+          <w:sz w:val="22"/>
+          <w:szCs w:val="22"/>
+        </w:rPr>
+        <w:lastRenderedPageBreak/>
+        <w:t>Voluntary participation</w:t>
+      </w:r>
+      <w:r>
+        <w:rPr>
+          <w:rFonts w:ascii="Arial" w:hAnsi="Arial" w:cs="Arial"/>
+          <w:sz w:val="22"/>
+          <w:szCs w:val="22"/>
+        </w:rPr>
+        <w:t>:</w:t>
+      </w:r>
+    </w:p>
+    <w:p>
+      <w:pPr>
+        <w:rPr>
+          <w:rFonts w:ascii="Arial" w:hAnsi="Arial" w:cs="Arial"/>
+          <w:sz w:val="22"/>
+          <w:szCs w:val="22"/>
+        </w:rPr>
+      </w:pPr>
+    </w:p>
+    <w:p>
+      <w:pPr>
+        <w:numPr>
+          <w:ilvl w:val="0"/>
+          <w:numId w:val="1"/>
+        </w:numPr>
+      </w:pPr>
+      <w:r>
+        <w:rPr>
+          <w:rFonts w:ascii="Arial" w:hAnsi="Arial" w:cs="Arial"/>
+          <w:sz w:val="22"/>
+          <w:szCs w:val="22"/>
+        </w:rPr>
+        <w:t xml:space="preserve">Your participation in this study is voluntary. </w:t>
+      </w:r>
+    </w:p>
+    <w:p>
+      <w:pPr>
+        <w:numPr>
+          <w:ilvl w:val="0"/>
+          <w:numId w:val="1"/>
+        </w:numPr>
+      </w:pPr>
+      <w:r>
+        <w:rPr>
+          <w:rFonts w:ascii="Arial" w:hAnsi="Arial" w:cs="Arial"/>
+          <w:sz w:val="22"/>
+          <w:szCs w:val="22"/>
+        </w:rPr>
+        <w:t xml:space="preserve">You can decide to stop at any time, even part-way through the </w:t>
+      </w:r>
+      <w:r>
+        <w:rPr>
+          <w:rFonts w:ascii="Arial" w:hAnsi="Arial" w:cs="Arial"/>
+          <w:sz w:val="22"/>
+          <w:szCs w:val="22"/>
+        </w:rPr>
+        <w:t xml:space="preserve">survey </w:t>
+      </w:r>
+      <w:r>
+        <w:rPr>
+          <w:rFonts w:ascii="Arial" w:hAnsi="Arial" w:cs="Arial"/>
+          <w:sz w:val="22"/>
+          <w:szCs w:val="22"/>
+          <w:lang w:val="en-CA"/>
+        </w:rPr>
         <w:t xml:space="preserve">for whatever reason, </w:t>
       </w:r>
       <w:r>
@@ -1308,7 +1182,17 @@
         </w:rPr>
         <w:t xml:space="preserve">or up until </w:t>
       </w:r>
-      <w:del w:id="44" w:author="Spencer Smith" w:date="2026-07-17T14:03:00Z" w16du:dateUtc="2026-07-17T18:03:00Z">
+      <w:r>
+        <w:rPr>
+          <w:rFonts w:ascii="Arial" w:hAnsi="Arial" w:cs="Arial"/>
+          <w:color w:val="000000"/>
+          <w:sz w:val="22"/>
+          <w:szCs w:val="22"/>
+          <w:lang w:val="en-CA"/>
+        </w:rPr>
+        <w:t xml:space="preserve">August </w:t>
+      </w:r>
+      <w:ins w:id="23" w:author="Spencer Smith" w:date="2026-07-29T23:05:00Z" w16du:dateUtc="2026-07-30T03:05:00Z">
         <w:r>
           <w:rPr>
             <w:rFonts w:ascii="Arial" w:hAnsi="Arial" w:cs="Arial"/>
@@ -1317,55 +1201,10 @@
             <w:szCs w:val="22"/>
             <w:lang w:val="en-CA"/>
           </w:rPr>
-          <w:delText xml:space="preserve">approximately </w:delText>
+          <w:t>30</w:t>
         </w:r>
-        <w:r>
-          <w:rPr>
-            <w:rFonts w:ascii="Arial" w:hAnsi="Arial" w:cs="Arial"/>
-            <w:b/>
-            <w:color w:val="000000"/>
-            <w:sz w:val="22"/>
-            <w:szCs w:val="22"/>
-            <w:lang w:val="en-CA"/>
-          </w:rPr>
-          <w:delText>July</w:delText>
-        </w:r>
-        <w:r>
-          <w:rPr>
-            <w:rFonts w:ascii="Arial" w:hAnsi="Arial" w:cs="Arial"/>
-            <w:b/>
-            <w:color w:val="000000"/>
-            <w:sz w:val="22"/>
-            <w:szCs w:val="22"/>
-            <w:lang w:val="en-CA"/>
-          </w:rPr>
-          <w:delText xml:space="preserve"> 31</w:delText>
-        </w:r>
-        <w:r>
-          <w:rPr>
-            <w:rFonts w:ascii="Arial" w:hAnsi="Arial" w:cs="Arial"/>
-            <w:b/>
-            <w:color w:val="000000"/>
-            <w:sz w:val="22"/>
-            <w:szCs w:val="22"/>
-            <w:vertAlign w:val="superscript"/>
-            <w:lang w:val="en-CA"/>
-          </w:rPr>
-          <w:delText>st</w:delText>
-        </w:r>
-        <w:r>
-          <w:rPr>
-            <w:rFonts w:ascii="Arial" w:hAnsi="Arial" w:cs="Arial"/>
-            <w:b/>
-            <w:color w:val="000000"/>
-            <w:sz w:val="22"/>
-            <w:szCs w:val="22"/>
-            <w:lang w:val="en-CA"/>
-          </w:rPr>
-          <w:delText xml:space="preserve"> </w:delText>
-        </w:r>
-      </w:del>
-      <w:ins w:id="45" w:author="Spencer Smith" w:date="2026-07-17T14:03:00Z" w16du:dateUtc="2026-07-17T18:03:00Z">
+      </w:ins>
+      <w:del w:id="24" w:author="Spencer Smith" w:date="2026-07-29T23:05:00Z" w16du:dateUtc="2026-07-30T03:05:00Z">
         <w:r>
           <w:rPr>
             <w:rFonts w:ascii="Arial" w:hAnsi="Arial" w:cs="Arial"/>
@@ -1374,39 +1213,30 @@
             <w:szCs w:val="22"/>
             <w:lang w:val="en-CA"/>
           </w:rPr>
-          <w:t>August 8</w:t>
+          <w:delText>8</w:delText>
         </w:r>
-        <w:r>
-          <w:rPr>
-            <w:rFonts w:ascii="Arial" w:hAnsi="Arial" w:cs="Arial"/>
-            <w:color w:val="000000"/>
-            <w:sz w:val="22"/>
-            <w:szCs w:val="22"/>
-            <w:vertAlign w:val="superscript"/>
-            <w:lang w:val="en-CA"/>
-            <w:rPrChange w:id="46" w:author="Spencer Smith" w:date="2026-07-17T14:03:00Z" w16du:dateUtc="2026-07-17T18:03:00Z">
-              <w:rPr>
-                <w:rFonts w:ascii="Arial" w:hAnsi="Arial" w:cs="Arial"/>
-                <w:color w:val="000000"/>
-                <w:sz w:val="22"/>
-                <w:szCs w:val="22"/>
-                <w:lang w:val="en-CA"/>
-              </w:rPr>
-            </w:rPrChange>
-          </w:rPr>
-          <w:t>th</w:t>
-        </w:r>
-        <w:r>
-          <w:rPr>
-            <w:rFonts w:ascii="Arial" w:hAnsi="Arial" w:cs="Arial"/>
-            <w:color w:val="000000"/>
-            <w:sz w:val="22"/>
-            <w:szCs w:val="22"/>
-            <w:lang w:val="en-CA"/>
-          </w:rPr>
-          <w:t xml:space="preserve">, </w:t>
-        </w:r>
-      </w:ins>
+      </w:del>
+      <w:r>
+        <w:rPr>
+          <w:rFonts w:ascii="Arial" w:hAnsi="Arial" w:cs="Arial"/>
+          <w:color w:val="000000"/>
+          <w:sz w:val="22"/>
+          <w:szCs w:val="22"/>
+          <w:vertAlign w:val="superscript"/>
+          <w:lang w:val="en-CA"/>
+        </w:rPr>
+        <w:t>th</w:t>
+      </w:r>
+      <w:r>
+        <w:rPr>
+          <w:rFonts w:ascii="Arial" w:hAnsi="Arial" w:cs="Arial"/>
+          <w:color w:val="000000"/>
+          <w:sz w:val="22"/>
+          <w:szCs w:val="22"/>
+          <w:lang w:val="en-CA"/>
+        </w:rPr>
+        <w:t xml:space="preserve">, </w:t>
+      </w:r>
       <w:r>
         <w:rPr>
           <w:rFonts w:ascii="Arial" w:hAnsi="Arial" w:cs="Arial"/>
@@ -1429,101 +1259,18 @@
         </w:rPr>
         <w:t>6</w:t>
       </w:r>
-      <w:ins w:id="47" w:author="Spencer Smith" w:date="2026-07-17T14:46:00Z" w16du:dateUtc="2026-07-17T18:46:00Z">
-        <w:r>
-          <w:rPr>
-            <w:rFonts w:ascii="Arial" w:hAnsi="Arial" w:cs="Arial"/>
-            <w:bCs/>
-            <w:color w:val="000000"/>
-            <w:sz w:val="22"/>
-            <w:szCs w:val="22"/>
-            <w:lang w:val="en-CA"/>
-            <w:rPrChange w:id="48" w:author="Spencer Smith" w:date="2026-07-17T14:46:00Z" w16du:dateUtc="2026-07-17T18:46:00Z">
-              <w:rPr>
-                <w:rFonts w:ascii="Arial" w:hAnsi="Arial" w:cs="Arial"/>
-                <w:b/>
-                <w:color w:val="000000"/>
-                <w:sz w:val="22"/>
-                <w:szCs w:val="22"/>
-                <w:lang w:val="en-CA"/>
-              </w:rPr>
-            </w:rPrChange>
-          </w:rPr>
-          <w:t>.  Please let us know by email (</w:t>
-        </w:r>
-        <w:r>
-          <w:rPr>
-            <w:rFonts w:ascii="Arial" w:hAnsi="Arial" w:cs="Arial"/>
-            <w:bCs/>
-            <w:color w:val="000000"/>
-            <w:sz w:val="22"/>
-            <w:szCs w:val="22"/>
-            <w:lang w:val="en-CA"/>
-            <w:rPrChange w:id="49" w:author="Spencer Smith" w:date="2026-07-17T14:46:00Z" w16du:dateUtc="2026-07-17T18:46:00Z">
-              <w:rPr>
-                <w:rFonts w:ascii="Arial" w:hAnsi="Arial" w:cs="Arial"/>
-                <w:b/>
-                <w:color w:val="000000"/>
-                <w:sz w:val="22"/>
-                <w:szCs w:val="22"/>
-                <w:lang w:val="en-CA"/>
-              </w:rPr>
-            </w:rPrChange>
-          </w:rPr>
-          <w:fldChar w:fldCharType="begin"/>
-        </w:r>
-        <w:r>
-          <w:rPr>
-            <w:rFonts w:ascii="Arial" w:hAnsi="Arial" w:cs="Arial"/>
-            <w:bCs/>
-            <w:color w:val="000000"/>
-            <w:sz w:val="22"/>
-            <w:szCs w:val="22"/>
-            <w:lang w:val="en-CA"/>
-            <w:rPrChange w:id="50" w:author="Spencer Smith" w:date="2026-07-17T14:46:00Z" w16du:dateUtc="2026-07-17T18:46:00Z">
-              <w:rPr>
-                <w:rFonts w:ascii="Arial" w:hAnsi="Arial" w:cs="Arial"/>
-                <w:b/>
-                <w:color w:val="000000"/>
-                <w:sz w:val="22"/>
-                <w:szCs w:val="22"/>
-                <w:lang w:val="en-CA"/>
-              </w:rPr>
-            </w:rPrChange>
-          </w:rPr>
-          <w:instrText>HYPERLINK "mailto:smiths@mcmaster.ca"</w:instrText>
-        </w:r>
-        <w:r>
-          <w:rPr>
-            <w:rFonts w:ascii="Arial" w:hAnsi="Arial" w:cs="Arial"/>
-            <w:bCs/>
-            <w:color w:val="000000"/>
-            <w:sz w:val="22"/>
-            <w:szCs w:val="22"/>
-            <w:lang w:val="en-CA"/>
-          </w:rPr>
-        </w:r>
-        <w:r>
-          <w:rPr>
-            <w:rFonts w:ascii="Arial" w:hAnsi="Arial" w:cs="Arial"/>
-            <w:bCs/>
-            <w:color w:val="000000"/>
-            <w:sz w:val="22"/>
-            <w:szCs w:val="22"/>
-            <w:lang w:val="en-CA"/>
-            <w:rPrChange w:id="51" w:author="Spencer Smith" w:date="2026-07-17T14:46:00Z" w16du:dateUtc="2026-07-17T18:46:00Z">
-              <w:rPr>
-                <w:rFonts w:ascii="Arial" w:hAnsi="Arial" w:cs="Arial"/>
-                <w:b/>
-                <w:color w:val="000000"/>
-                <w:sz w:val="22"/>
-                <w:szCs w:val="22"/>
-                <w:lang w:val="en-CA"/>
-              </w:rPr>
-            </w:rPrChange>
-          </w:rPr>
-          <w:fldChar w:fldCharType="separate"/>
-        </w:r>
+      <w:r>
+        <w:rPr>
+          <w:rFonts w:ascii="Arial" w:hAnsi="Arial" w:cs="Arial"/>
+          <w:bCs/>
+          <w:color w:val="000000"/>
+          <w:sz w:val="22"/>
+          <w:szCs w:val="22"/>
+          <w:lang w:val="en-CA"/>
+        </w:rPr>
+        <w:t>.  Please let us know by email (</w:t>
+      </w:r>
+      <w:hyperlink r:id="rId8" w:history="1">
         <w:r>
           <w:rPr>
             <w:rStyle w:val="Hyperlink"/>
@@ -1532,62 +1279,21 @@
             <w:sz w:val="22"/>
             <w:szCs w:val="22"/>
             <w:lang w:val="en-CA"/>
-            <w:rPrChange w:id="52" w:author="Spencer Smith" w:date="2026-07-17T14:46:00Z" w16du:dateUtc="2026-07-17T18:46:00Z">
-              <w:rPr>
-                <w:rStyle w:val="Hyperlink"/>
-                <w:rFonts w:ascii="Arial" w:hAnsi="Arial" w:cs="Arial"/>
-                <w:b/>
-                <w:sz w:val="22"/>
-                <w:szCs w:val="22"/>
-                <w:lang w:val="en-CA"/>
-              </w:rPr>
-            </w:rPrChange>
           </w:rPr>
           <w:t>smiths@mcmaster.ca</w:t>
         </w:r>
-        <w:r>
-          <w:rPr>
-            <w:rFonts w:ascii="Arial" w:hAnsi="Arial" w:cs="Arial"/>
-            <w:bCs/>
-            <w:color w:val="000000"/>
-            <w:sz w:val="22"/>
-            <w:szCs w:val="22"/>
-            <w:lang w:val="en-CA"/>
-            <w:rPrChange w:id="53" w:author="Spencer Smith" w:date="2026-07-17T14:46:00Z" w16du:dateUtc="2026-07-17T18:46:00Z">
-              <w:rPr>
-                <w:rFonts w:ascii="Arial" w:hAnsi="Arial" w:cs="Arial"/>
-                <w:b/>
-                <w:color w:val="000000"/>
-                <w:sz w:val="22"/>
-                <w:szCs w:val="22"/>
-                <w:lang w:val="en-CA"/>
-              </w:rPr>
-            </w:rPrChange>
-          </w:rPr>
-          <w:fldChar w:fldCharType="end"/>
-        </w:r>
-        <w:r>
-          <w:rPr>
-            <w:rFonts w:ascii="Arial" w:hAnsi="Arial" w:cs="Arial"/>
-            <w:bCs/>
-            <w:color w:val="000000"/>
-            <w:sz w:val="22"/>
-            <w:szCs w:val="22"/>
-            <w:lang w:val="en-CA"/>
-            <w:rPrChange w:id="54" w:author="Spencer Smith" w:date="2026-07-17T14:46:00Z" w16du:dateUtc="2026-07-17T18:46:00Z">
-              <w:rPr>
-                <w:rFonts w:ascii="Arial" w:hAnsi="Arial" w:cs="Arial"/>
-                <w:b/>
-                <w:color w:val="000000"/>
-                <w:sz w:val="22"/>
-                <w:szCs w:val="22"/>
-                <w:lang w:val="en-CA"/>
-              </w:rPr>
-            </w:rPrChange>
-          </w:rPr>
-          <w:t>) if you would like to stop.</w:t>
-        </w:r>
-      </w:ins>
+      </w:hyperlink>
+      <w:r>
+        <w:rPr>
+          <w:rFonts w:ascii="Arial" w:hAnsi="Arial" w:cs="Arial"/>
+          <w:bCs/>
+          <w:color w:val="000000"/>
+          <w:sz w:val="22"/>
+          <w:szCs w:val="22"/>
+          <w:lang w:val="en-CA"/>
+        </w:rPr>
+        <w:t>) if you would like to stop.</w:t>
+      </w:r>
     </w:p>
     <w:p>
       <w:pPr>
@@ -1604,26 +1310,14 @@
         </w:rPr>
         <w:t>If you decide to stop participating, there will be no consequences to you</w:t>
       </w:r>
-      <w:del w:id="55" w:author="Spencer Smith" w:date="2026-07-17T14:46:00Z" w16du:dateUtc="2026-07-17T18:46:00Z">
-        <w:r>
-          <w:rPr>
-            <w:rFonts w:ascii="Arial" w:hAnsi="Arial" w:cs="Arial"/>
-            <w:sz w:val="22"/>
-            <w:szCs w:val="22"/>
-          </w:rPr>
-          <w:delText xml:space="preserve">.  </w:delText>
-        </w:r>
-      </w:del>
-      <w:ins w:id="56" w:author="Spencer Smith" w:date="2026-07-17T14:46:00Z" w16du:dateUtc="2026-07-17T18:46:00Z">
-        <w:r>
-          <w:rPr>
-            <w:rFonts w:ascii="Arial" w:hAnsi="Arial" w:cs="Arial"/>
-            <w:sz w:val="22"/>
-            <w:szCs w:val="22"/>
-          </w:rPr>
-          <w:t>.</w:t>
-        </w:r>
-      </w:ins>
+      <w:r>
+        <w:rPr>
+          <w:rFonts w:ascii="Arial" w:hAnsi="Arial" w:cs="Arial"/>
+          <w:sz w:val="22"/>
+          <w:szCs w:val="22"/>
+        </w:rPr>
+        <w:t>.</w:t>
+      </w:r>
     </w:p>
     <w:p>
       <w:pPr>
@@ -1844,89 +1538,13 @@
           <w:szCs w:val="22"/>
         </w:rPr>
       </w:pPr>
-      <w:ins w:id="57" w:author="Spencer Smith" w:date="2026-07-17T14:48:00Z" w16du:dateUtc="2026-07-17T18:48:00Z">
-        <w:r>
-          <w:rPr>
-            <w:rFonts w:ascii="Arial" w:hAnsi="Arial" w:cs="Arial"/>
-            <w:sz w:val="22"/>
-            <w:szCs w:val="22"/>
-          </w:rPr>
-          <w:t>We</w:t>
-        </w:r>
-      </w:ins>
-      <w:del w:id="58" w:author="Spencer Smith" w:date="2026-07-17T14:48:00Z" w16du:dateUtc="2026-07-17T18:48:00Z">
-        <w:r>
-          <w:rPr>
-            <w:rFonts w:ascii="Arial" w:hAnsi="Arial" w:cs="Arial"/>
-            <w:sz w:val="22"/>
-            <w:szCs w:val="22"/>
-          </w:rPr>
-          <w:delText>I</w:delText>
-        </w:r>
-      </w:del>
-      <w:r>
-        <w:rPr>
-          <w:rFonts w:ascii="Arial" w:hAnsi="Arial" w:cs="Arial"/>
-          <w:sz w:val="22"/>
-          <w:szCs w:val="22"/>
-        </w:rPr>
-        <w:t xml:space="preserve"> would be pleased to send you the study results when they are complete. Please let </w:t>
-      </w:r>
-      <w:del w:id="59" w:author="Spencer Smith" w:date="2026-07-17T14:48:00Z" w16du:dateUtc="2026-07-17T18:48:00Z">
-        <w:r>
-          <w:rPr>
-            <w:rFonts w:ascii="Arial" w:hAnsi="Arial" w:cs="Arial"/>
-            <w:sz w:val="22"/>
-            <w:szCs w:val="22"/>
-          </w:rPr>
-          <w:delText xml:space="preserve">me </w:delText>
-        </w:r>
-      </w:del>
-      <w:ins w:id="60" w:author="Spencer Smith" w:date="2026-07-17T14:48:00Z" w16du:dateUtc="2026-07-17T18:48:00Z">
-        <w:r>
-          <w:rPr>
-            <w:rFonts w:ascii="Arial" w:hAnsi="Arial" w:cs="Arial"/>
-            <w:sz w:val="22"/>
-            <w:szCs w:val="22"/>
-          </w:rPr>
-          <w:t xml:space="preserve">us </w:t>
-        </w:r>
-      </w:ins>
-      <w:r>
-        <w:rPr>
-          <w:rFonts w:ascii="Arial" w:hAnsi="Arial" w:cs="Arial"/>
-          <w:sz w:val="22"/>
-          <w:szCs w:val="22"/>
-        </w:rPr>
-        <w:t xml:space="preserve">know if you would like a summary </w:t>
-      </w:r>
-      <w:ins w:id="61" w:author="Spencer Smith" w:date="2026-07-17T14:48:00Z" w16du:dateUtc="2026-07-17T18:48:00Z">
-        <w:r>
-          <w:rPr>
-            <w:rFonts w:ascii="Arial" w:hAnsi="Arial" w:cs="Arial"/>
-            <w:sz w:val="22"/>
-            <w:szCs w:val="22"/>
-          </w:rPr>
-          <w:t>(last survey questions)</w:t>
-        </w:r>
-      </w:ins>
-      <w:del w:id="62" w:author="Spencer Smith" w:date="2026-07-17T14:48:00Z" w16du:dateUtc="2026-07-17T18:48:00Z">
-        <w:r>
-          <w:rPr>
-            <w:rFonts w:ascii="Arial" w:hAnsi="Arial" w:cs="Arial"/>
-            <w:sz w:val="22"/>
-            <w:szCs w:val="22"/>
-          </w:rPr>
-          <w:delText>and what would be the best way to get this to you</w:delText>
-        </w:r>
-      </w:del>
-      <w:r>
-        <w:rPr>
-          <w:rFonts w:ascii="Arial" w:hAnsi="Arial" w:cs="Arial"/>
-          <w:sz w:val="22"/>
-          <w:szCs w:val="22"/>
-        </w:rPr>
-        <w:t xml:space="preserve">. </w:t>
+      <w:r>
+        <w:rPr>
+          <w:rFonts w:ascii="Arial" w:hAnsi="Arial" w:cs="Arial"/>
+          <w:sz w:val="22"/>
+          <w:szCs w:val="22"/>
+        </w:rPr>
+        <w:t xml:space="preserve">We would be pleased to send you the study results when they are complete. Please let us know if you would like a summary (last survey questions). </w:t>
       </w:r>
     </w:p>
     <w:p>
@@ -1992,39 +1610,6 @@
         </w:rPr>
         <w:t>Consent questions</w:t>
       </w:r>
-      <w:ins w:id="63" w:author="Spencer Smith" w:date="2026-07-17T14:30:00Z" w16du:dateUtc="2026-07-17T18:30:00Z">
-        <w:r>
-          <w:rPr>
-            <w:rFonts w:ascii="Arial" w:hAnsi="Arial" w:cs="Arial"/>
-            <w:b/>
-            <w:sz w:val="22"/>
-            <w:szCs w:val="22"/>
-          </w:rPr>
-          <w:t xml:space="preserve">, </w:t>
-        </w:r>
-      </w:ins>
-      <w:ins w:id="64" w:author="Spencer Smith" w:date="2026-07-17T14:28:00Z" w16du:dateUtc="2026-07-17T18:28:00Z">
-        <w:r>
-          <w:rPr>
-            <w:rFonts w:ascii="Arial" w:hAnsi="Arial" w:cs="Arial"/>
-            <w:b/>
-            <w:sz w:val="22"/>
-            <w:szCs w:val="22"/>
-          </w:rPr>
-          <w:t>b</w:t>
-        </w:r>
-      </w:ins>
-      <w:ins w:id="65" w:author="Spencer Smith" w:date="2026-07-17T14:29:00Z" w16du:dateUtc="2026-07-17T18:29:00Z">
-        <w:r>
-          <w:rPr>
-            <w:rFonts w:ascii="Arial" w:hAnsi="Arial" w:cs="Arial"/>
-            <w:b/>
-            <w:sz w:val="22"/>
-            <w:szCs w:val="22"/>
-          </w:rPr>
-          <w:t>efore survey questions</w:t>
-        </w:r>
-      </w:ins>
       <w:r>
         <w:rPr>
           <w:rFonts w:ascii="Arial" w:hAnsi="Arial" w:cs="Arial"/>
@@ -2032,8 +1617,27 @@
           <w:sz w:val="22"/>
           <w:szCs w:val="22"/>
         </w:rPr>
+        <w:t>, before survey questions</w:t>
+      </w:r>
+      <w:r>
+        <w:rPr>
+          <w:rFonts w:ascii="Arial" w:hAnsi="Arial" w:cs="Arial"/>
+          <w:b/>
+          <w:sz w:val="22"/>
+          <w:szCs w:val="22"/>
+        </w:rPr>
         <w:t>:</w:t>
       </w:r>
+    </w:p>
+    <w:p>
+      <w:pPr>
+        <w:rPr>
+          <w:rFonts w:ascii="Arial" w:hAnsi="Arial" w:cs="Arial"/>
+          <w:b/>
+          <w:sz w:val="22"/>
+          <w:szCs w:val="22"/>
+        </w:rPr>
+      </w:pPr>
     </w:p>
     <w:p>
       <w:pPr>
@@ -2041,42 +1645,15 @@
           <w:ilvl w:val="0"/>
           <w:numId w:val="2"/>
         </w:numPr>
-        <w:rPr>
-          <w:del w:id="66" w:author="Spencer Smith" w:date="2026-07-17T14:28:00Z" w16du:dateUtc="2026-07-17T18:28:00Z"/>
-          <w:rFonts w:ascii="Arial" w:hAnsi="Arial" w:cs="Arial"/>
-          <w:sz w:val="22"/>
-          <w:szCs w:val="22"/>
-        </w:rPr>
-      </w:pPr>
-      <w:del w:id="67" w:author="Spencer Smith" w:date="2026-07-17T14:28:00Z" w16du:dateUtc="2026-07-17T18:28:00Z">
-        <w:r>
-          <w:rPr>
-            <w:rFonts w:ascii="Arial" w:hAnsi="Arial" w:cs="Arial"/>
-            <w:sz w:val="22"/>
-            <w:szCs w:val="22"/>
-          </w:rPr>
-          <w:delText xml:space="preserve">Do you have any questions or would like any additional details? </w:delText>
-        </w:r>
-        <w:r>
-          <w:rPr>
-            <w:rFonts w:ascii="Arial" w:hAnsi="Arial" w:cs="Arial"/>
-            <w:i/>
-            <w:sz w:val="22"/>
-            <w:szCs w:val="22"/>
-          </w:rPr>
-          <w:delText>[Answer questions.]</w:delText>
-        </w:r>
-      </w:del>
-    </w:p>
-    <w:p>
-      <w:pPr>
-        <w:rPr>
-          <w:rFonts w:ascii="Arial" w:hAnsi="Arial" w:cs="Arial"/>
-          <w:b/>
-          <w:sz w:val="22"/>
-          <w:szCs w:val="22"/>
-        </w:rPr>
-      </w:pPr>
+      </w:pPr>
+      <w:r>
+        <w:rPr>
+          <w:rFonts w:ascii="Arial" w:hAnsi="Arial" w:cs="Arial"/>
+          <w:sz w:val="22"/>
+          <w:szCs w:val="22"/>
+        </w:rPr>
+        <w:t xml:space="preserve">Do you agree to participate in this study knowing that you can withdraw at any point with no consequences to you? </w:t>
+      </w:r>
     </w:p>
     <w:p>
       <w:pPr>
@@ -2084,25 +1661,9 @@
           <w:ilvl w:val="0"/>
           <w:numId w:val="2"/>
         </w:numPr>
-        <w:rPr>
-          <w:del w:id="68" w:author="Spencer Smith" w:date="2026-07-17T14:29:00Z" w16du:dateUtc="2026-07-17T18:29:00Z"/>
-          <w:rPrChange w:id="69" w:author="Spencer Smith" w:date="2026-07-17T14:29:00Z" w16du:dateUtc="2026-07-17T18:29:00Z">
-            <w:rPr>
-              <w:del w:id="70" w:author="Spencer Smith" w:date="2026-07-17T14:29:00Z" w16du:dateUtc="2026-07-17T18:29:00Z"/>
-              <w:rFonts w:ascii="Arial" w:hAnsi="Arial" w:cs="Arial"/>
-              <w:sz w:val="22"/>
-              <w:szCs w:val="22"/>
-            </w:rPr>
-          </w:rPrChange>
-        </w:rPr>
-      </w:pPr>
-      <w:r>
-        <w:rPr>
-          <w:rFonts w:ascii="Arial" w:hAnsi="Arial" w:cs="Arial"/>
-          <w:sz w:val="22"/>
-          <w:szCs w:val="22"/>
-        </w:rPr>
-        <w:t xml:space="preserve">Do you agree to participate in this study knowing that you can withdraw at any point with no consequences to you? </w:t>
+      </w:pPr>
+      <w:r>
+        <w:t>Yes, I agree and wish to continue</w:t>
       </w:r>
     </w:p>
     <w:p>
@@ -2111,16 +1672,90 @@
           <w:ilvl w:val="0"/>
           <w:numId w:val="2"/>
         </w:numPr>
-        <w:rPr>
-          <w:ins w:id="71" w:author="Spencer Smith" w:date="2026-07-17T14:29:00Z" w16du:dateUtc="2026-07-17T18:29:00Z"/>
-          <w:rPrChange w:id="72" w:author="Spencer Smith" w:date="2026-07-17T14:29:00Z" w16du:dateUtc="2026-07-17T18:29:00Z">
-            <w:rPr>
-              <w:ins w:id="73" w:author="Spencer Smith" w:date="2026-07-17T14:29:00Z" w16du:dateUtc="2026-07-17T18:29:00Z"/>
-              <w:rFonts w:ascii="Arial" w:hAnsi="Arial" w:cs="Arial"/>
-              <w:sz w:val="22"/>
-              <w:szCs w:val="22"/>
-            </w:rPr>
-          </w:rPrChange>
+      </w:pPr>
+      <w:r>
+        <w:t>No, I do not agree</w:t>
+      </w:r>
+    </w:p>
+    <w:p>
+      <w:pPr>
+        <w:rPr>
+          <w:rFonts w:ascii="Arial" w:hAnsi="Arial" w:cs="Arial"/>
+          <w:sz w:val="22"/>
+          <w:szCs w:val="22"/>
+        </w:rPr>
+      </w:pPr>
+    </w:p>
+    <w:p>
+      <w:pPr>
+        <w:rPr>
+          <w:rFonts w:ascii="Arial" w:hAnsi="Arial" w:cs="Arial"/>
+          <w:sz w:val="20"/>
+        </w:rPr>
+      </w:pPr>
+    </w:p>
+    <w:p>
+      <w:pPr>
+        <w:rPr>
+          <w:rFonts w:ascii="Arial" w:hAnsi="Arial" w:cs="Arial"/>
+          <w:sz w:val="20"/>
+        </w:rPr>
+      </w:pPr>
+      <w:r>
+        <w:t>Survey Question</w:t>
+      </w:r>
+    </w:p>
+    <w:p>
+      <w:pPr>
+        <w:rPr>
+          <w:rFonts w:ascii="Arial" w:hAnsi="Arial" w:cs="Arial"/>
+          <w:sz w:val="20"/>
+        </w:rPr>
+      </w:pPr>
+    </w:p>
+    <w:p>
+      <w:pPr>
+        <w:rPr>
+          <w:rFonts w:ascii="Arial" w:hAnsi="Arial" w:cs="Arial"/>
+          <w:sz w:val="22"/>
+          <w:szCs w:val="22"/>
+        </w:rPr>
+      </w:pPr>
+    </w:p>
+    <w:p>
+      <w:r>
+        <w:rPr>
+          <w:rFonts w:ascii="Arial" w:hAnsi="Arial" w:cs="Arial"/>
+          <w:sz w:val="22"/>
+          <w:szCs w:val="22"/>
+        </w:rPr>
+        <w:t>[</w:t>
+      </w:r>
+      <w:r>
+        <w:rPr>
+          <w:rFonts w:ascii="Arial" w:hAnsi="Arial" w:cs="Arial"/>
+          <w:sz w:val="22"/>
+          <w:szCs w:val="22"/>
+        </w:rPr>
+        <w:t>Option to receive a copy of the</w:t>
+      </w:r>
+      <w:r>
+        <w:t xml:space="preserve"> </w:t>
+      </w:r>
+      <w:r>
+        <w:t>study results, after survey questions</w:t>
+      </w:r>
+      <w:r>
+        <w:t>]</w:t>
+      </w:r>
+    </w:p>
+    <w:p>
+      <w:pPr>
+        <w:rPr>
+          <w:rFonts w:ascii="Arial" w:hAnsi="Arial" w:cs="Arial"/>
+          <w:b/>
+          <w:sz w:val="22"/>
+          <w:szCs w:val="22"/>
         </w:rPr>
       </w:pPr>
     </w:p>
@@ -2131,279 +1766,19 @@
           <w:numId w:val="2"/>
         </w:numPr>
         <w:rPr>
-          <w:ins w:id="74" w:author="Spencer Smith" w:date="2026-07-17T14:30:00Z" w16du:dateUtc="2026-07-17T18:30:00Z"/>
-        </w:rPr>
-      </w:pPr>
-      <w:del w:id="75" w:author="Spencer Smith" w:date="2026-07-17T14:29:00Z" w16du:dateUtc="2026-07-17T18:29:00Z">
-        <w:r>
-          <w:rPr>
-            <w:rFonts w:ascii="Arial" w:hAnsi="Arial" w:cs="Arial"/>
-            <w:i/>
-            <w:sz w:val="22"/>
-            <w:szCs w:val="22"/>
-          </w:rPr>
-          <w:delText>[If no, thank the participant for his/her time.]</w:delText>
-        </w:r>
-      </w:del>
-      <w:ins w:id="76" w:author="Spencer Smith" w:date="2026-07-17T14:29:00Z" w16du:dateUtc="2026-07-17T18:29:00Z">
-        <w:r>
-          <w:t>Y</w:t>
-        </w:r>
-      </w:ins>
-      <w:ins w:id="77" w:author="Spencer Smith" w:date="2026-07-17T14:30:00Z" w16du:dateUtc="2026-07-17T18:30:00Z">
-        <w:r>
-          <w:t>es, I agree and wish to continue</w:t>
-        </w:r>
-      </w:ins>
-    </w:p>
-    <w:p>
-      <w:pPr>
-        <w:numPr>
-          <w:ilvl w:val="0"/>
-          <w:numId w:val="2"/>
-        </w:numPr>
-        <w:rPr>
-          <w:rPrChange w:id="78" w:author="Spencer Smith" w:date="2026-07-17T14:29:00Z" w16du:dateUtc="2026-07-17T18:29:00Z">
-            <w:rPr>
-              <w:rFonts w:ascii="Arial" w:hAnsi="Arial" w:cs="Arial"/>
-              <w:sz w:val="22"/>
-              <w:szCs w:val="22"/>
-            </w:rPr>
-          </w:rPrChange>
-        </w:rPr>
-        <w:pPrChange w:id="79" w:author="Spencer Smith" w:date="2026-07-17T14:29:00Z" w16du:dateUtc="2026-07-17T18:29:00Z">
-          <w:pPr>
-            <w:numPr>
-              <w:numId w:val="2"/>
-            </w:numPr>
-            <w:tabs>
-              <w:tab w:val="num" w:pos="-360"/>
-            </w:tabs>
-            <w:ind w:left="360" w:firstLine="720"/>
-          </w:pPr>
-        </w:pPrChange>
-      </w:pPr>
-      <w:ins w:id="80" w:author="Spencer Smith" w:date="2026-07-17T14:30:00Z" w16du:dateUtc="2026-07-17T18:30:00Z">
-        <w:r>
-          <w:t>No, I do not agree</w:t>
-        </w:r>
-      </w:ins>
-    </w:p>
-    <w:p>
-      <w:pPr>
-        <w:rPr>
-          <w:ins w:id="81" w:author="Spencer Smith" w:date="2026-07-17T14:36:00Z" w16du:dateUtc="2026-07-17T18:36:00Z"/>
-          <w:rFonts w:ascii="Arial" w:hAnsi="Arial" w:cs="Arial"/>
-          <w:sz w:val="22"/>
-          <w:szCs w:val="22"/>
-        </w:rPr>
-      </w:pPr>
-    </w:p>
-    <w:p>
-      <w:pPr>
-        <w:rPr>
-          <w:ins w:id="82" w:author="Spencer Smith" w:date="2026-07-17T23:52:00Z" w16du:dateUtc="2026-07-18T03:52:00Z"/>
-          <w:rFonts w:ascii="Arial" w:hAnsi="Arial" w:cs="Arial"/>
-          <w:sz w:val="20"/>
-        </w:rPr>
-      </w:pPr>
-    </w:p>
-    <w:p>
-      <w:pPr>
-        <w:rPr>
-          <w:ins w:id="83" w:author="Spencer Smith" w:date="2026-07-17T23:52:00Z" w16du:dateUtc="2026-07-18T03:52:00Z"/>
-          <w:rFonts w:ascii="Arial" w:hAnsi="Arial" w:cs="Arial"/>
-          <w:sz w:val="20"/>
-        </w:rPr>
-      </w:pPr>
-      <w:ins w:id="84" w:author="Spencer Smith" w:date="2026-07-17T23:52:00Z" w16du:dateUtc="2026-07-18T03:52:00Z">
-        <w:r>
-          <w:rPr>
-            <w:rPrChange w:id="85" w:author="Spencer Smith" w:date="2026-07-17T23:53:00Z" w16du:dateUtc="2026-07-18T03:53:00Z">
-              <w:rPr>
-                <w:rStyle w:val="Hyperlink"/>
-              </w:rPr>
-            </w:rPrChange>
-          </w:rPr>
-          <w:t>Survey Question</w:t>
-        </w:r>
-      </w:ins>
-    </w:p>
-    <w:p>
-      <w:pPr>
-        <w:rPr>
-          <w:ins w:id="86" w:author="Spencer Smith" w:date="2026-07-17T23:52:00Z" w16du:dateUtc="2026-07-18T03:52:00Z"/>
-          <w:rFonts w:ascii="Arial" w:hAnsi="Arial" w:cs="Arial"/>
-          <w:sz w:val="20"/>
-        </w:rPr>
-      </w:pPr>
-    </w:p>
-    <w:p>
-      <w:pPr>
-        <w:rPr>
-          <w:rFonts w:ascii="Arial" w:hAnsi="Arial" w:cs="Arial"/>
-          <w:sz w:val="22"/>
-          <w:szCs w:val="22"/>
-        </w:rPr>
-        <w:pPrChange w:id="87" w:author="Spencer Smith" w:date="2026-07-17T14:36:00Z" w16du:dateUtc="2026-07-17T18:36:00Z">
-          <w:pPr>
-            <w:ind w:left="720"/>
-          </w:pPr>
-        </w:pPrChange>
-      </w:pPr>
-    </w:p>
-    <w:p>
-      <w:pPr>
-        <w:numPr>
-          <w:ilvl w:val="0"/>
-          <w:numId w:val="2"/>
-        </w:numPr>
-        <w:rPr>
-          <w:del w:id="88" w:author="Spencer Smith" w:date="2026-07-17T14:30:00Z" w16du:dateUtc="2026-07-17T18:30:00Z"/>
-        </w:rPr>
-      </w:pPr>
-      <w:ins w:id="89" w:author="Spencer Smith" w:date="2026-07-17T14:59:00Z" w16du:dateUtc="2026-07-17T18:59:00Z">
-        <w:r>
-          <w:rPr>
-            <w:rFonts w:ascii="Arial" w:hAnsi="Arial" w:cs="Arial"/>
-            <w:sz w:val="22"/>
-            <w:szCs w:val="22"/>
-          </w:rPr>
-          <w:t>[</w:t>
-        </w:r>
-      </w:ins>
-      <w:ins w:id="90" w:author="Spencer Smith" w:date="2026-07-17T14:36:00Z" w16du:dateUtc="2026-07-17T18:36:00Z">
-        <w:r>
-          <w:rPr>
-            <w:rFonts w:ascii="Arial" w:hAnsi="Arial" w:cs="Arial"/>
-            <w:sz w:val="22"/>
-            <w:szCs w:val="22"/>
-          </w:rPr>
-          <w:t>Op</w:t>
-        </w:r>
-      </w:ins>
-      <w:ins w:id="91" w:author="Spencer Smith" w:date="2026-07-17T14:37:00Z" w16du:dateUtc="2026-07-17T18:37:00Z">
-        <w:r>
-          <w:rPr>
-            <w:rFonts w:ascii="Arial" w:hAnsi="Arial" w:cs="Arial"/>
-            <w:sz w:val="22"/>
-            <w:szCs w:val="22"/>
-          </w:rPr>
-          <w:t>tion to receive a copy of the</w:t>
-        </w:r>
-      </w:ins>
-      <w:del w:id="92" w:author="Spencer Smith" w:date="2026-07-17T14:30:00Z" w16du:dateUtc="2026-07-17T18:30:00Z">
-        <w:r>
-          <w:rPr>
-            <w:rFonts w:ascii="Arial" w:hAnsi="Arial" w:cs="Arial"/>
-            <w:sz w:val="22"/>
-            <w:szCs w:val="22"/>
-          </w:rPr>
-          <w:delText>Do you agree that that interview can be audio recorded?</w:delText>
-        </w:r>
-      </w:del>
-    </w:p>
-    <w:p>
-      <w:pPr>
-        <w:rPr>
-          <w:ins w:id="93" w:author="Spencer Smith" w:date="2026-07-17T14:30:00Z" w16du:dateUtc="2026-07-17T18:30:00Z"/>
-        </w:rPr>
-      </w:pPr>
-      <w:ins w:id="94" w:author="Spencer Smith" w:date="2026-07-17T14:37:00Z" w16du:dateUtc="2026-07-17T18:37:00Z">
-        <w:r>
-          <w:t xml:space="preserve"> </w:t>
-        </w:r>
-      </w:ins>
-      <w:ins w:id="95" w:author="Spencer Smith" w:date="2026-07-17T14:30:00Z" w16du:dateUtc="2026-07-17T18:30:00Z">
-        <w:r>
-          <w:t>study results, after survey questions</w:t>
-        </w:r>
-      </w:ins>
-      <w:ins w:id="96" w:author="Spencer Smith" w:date="2026-07-17T14:59:00Z" w16du:dateUtc="2026-07-17T18:59:00Z">
-        <w:r>
-          <w:t>]</w:t>
-        </w:r>
-      </w:ins>
-    </w:p>
-    <w:p>
-      <w:pPr>
-        <w:rPr>
-          <w:del w:id="97" w:author="Spencer Smith" w:date="2026-07-17T14:34:00Z" w16du:dateUtc="2026-07-17T18:34:00Z"/>
-          <w:rFonts w:ascii="Arial" w:hAnsi="Arial" w:cs="Arial"/>
-          <w:sz w:val="22"/>
-          <w:szCs w:val="22"/>
-        </w:rPr>
-      </w:pPr>
-    </w:p>
-    <w:p>
-      <w:pPr>
-        <w:rPr>
-          <w:ins w:id="98" w:author="Spencer Smith" w:date="2026-07-17T14:35:00Z" w16du:dateUtc="2026-07-17T18:35:00Z"/>
-          <w:rFonts w:ascii="Arial" w:hAnsi="Arial" w:cs="Arial"/>
-          <w:b/>
-          <w:sz w:val="22"/>
-          <w:szCs w:val="22"/>
-        </w:rPr>
-      </w:pPr>
-    </w:p>
-    <w:p>
-      <w:pPr>
-        <w:numPr>
-          <w:ilvl w:val="0"/>
-          <w:numId w:val="2"/>
-        </w:numPr>
-        <w:rPr>
-          <w:ins w:id="99" w:author="Spencer Smith" w:date="2026-07-17T14:35:00Z" w16du:dateUtc="2026-07-17T18:35:00Z"/>
-          <w:rFonts w:ascii="Arial" w:hAnsi="Arial" w:cs="Arial"/>
-          <w:sz w:val="22"/>
-          <w:szCs w:val="22"/>
-        </w:rPr>
-        <w:pPrChange w:id="100" w:author="Spencer Smith" w:date="2026-07-17T14:34:00Z" w16du:dateUtc="2026-07-17T18:34:00Z">
-          <w:pPr/>
-        </w:pPrChange>
-      </w:pPr>
-      <w:ins w:id="101" w:author="Spencer Smith" w:date="2026-07-17T14:35:00Z" w16du:dateUtc="2026-07-17T18:35:00Z">
-        <w:r>
-          <w:rPr>
-            <w:rFonts w:ascii="Arial" w:hAnsi="Arial" w:cs="Arial"/>
-            <w:sz w:val="22"/>
-            <w:szCs w:val="22"/>
-          </w:rPr>
-          <w:t>Optional: If you would like a copy of the study results, please provide your email address.</w:t>
-        </w:r>
-      </w:ins>
-    </w:p>
-    <w:p>
-      <w:pPr>
-        <w:ind w:left="360"/>
-        <w:rPr>
-          <w:del w:id="102" w:author="Spencer Smith" w:date="2026-07-17T14:33:00Z" w16du:dateUtc="2026-07-17T18:33:00Z"/>
-        </w:rPr>
-        <w:pPrChange w:id="103" w:author="Spencer Smith" w:date="2026-07-17T14:34:00Z" w16du:dateUtc="2026-07-17T18:34:00Z">
-          <w:pPr>
-            <w:numPr>
-              <w:numId w:val="2"/>
-            </w:numPr>
-            <w:tabs>
-              <w:tab w:val="num" w:pos="-360"/>
-            </w:tabs>
-            <w:ind w:left="360" w:hanging="360"/>
-          </w:pPr>
-        </w:pPrChange>
-      </w:pPr>
-      <w:del w:id="104" w:author="Spencer Smith" w:date="2026-07-17T14:32:00Z" w16du:dateUtc="2026-07-17T18:32:00Z">
-        <w:r>
-          <w:rPr>
-            <w:rFonts w:ascii="Arial" w:hAnsi="Arial" w:cs="Arial"/>
-            <w:sz w:val="22"/>
-            <w:szCs w:val="22"/>
-            <w:rPrChange w:id="105" w:author="Spencer Smith" w:date="2026-07-17T14:34:00Z" w16du:dateUtc="2026-07-17T18:34:00Z">
-              <w:rPr/>
-            </w:rPrChange>
-          </w:rPr>
-          <w:delText>Would you like a copy of the study results?</w:delText>
-        </w:r>
-      </w:del>
+          <w:rFonts w:ascii="Arial" w:hAnsi="Arial" w:cs="Arial"/>
+          <w:sz w:val="22"/>
+          <w:szCs w:val="22"/>
+        </w:rPr>
+      </w:pPr>
+      <w:r>
+        <w:rPr>
+          <w:rFonts w:ascii="Arial" w:hAnsi="Arial" w:cs="Arial"/>
+          <w:sz w:val="22"/>
+          <w:szCs w:val="22"/>
+        </w:rPr>
+        <w:t>Optional: If you would like a copy of the study results, please provide your email address.</w:t>
+      </w:r>
     </w:p>
     <w:p>
       <w:pPr>
@@ -2427,28 +1802,6 @@
         </w:rPr>
         <w:t>[</w:t>
       </w:r>
-      <w:del w:id="106" w:author="Spencer Smith" w:date="2026-07-17T14:36:00Z" w16du:dateUtc="2026-07-17T18:36:00Z">
-        <w:r>
-          <w:rPr>
-            <w:rFonts w:ascii="Arial" w:hAnsi="Arial" w:cs="Arial"/>
-            <w:i/>
-            <w:sz w:val="22"/>
-            <w:szCs w:val="22"/>
-          </w:rPr>
-          <w:delText>If yes, ask where the results are to be sent.</w:delText>
-        </w:r>
-      </w:del>
-      <w:ins w:id="107" w:author="Spencer Smith" w:date="2026-07-17T14:36:00Z" w16du:dateUtc="2026-07-17T18:36:00Z">
-        <w:r>
-          <w:rPr>
-            <w:rFonts w:ascii="Arial" w:hAnsi="Arial" w:cs="Arial"/>
-            <w:i/>
-            <w:sz w:val="22"/>
-            <w:szCs w:val="22"/>
-          </w:rPr>
-          <w:t>Text box for email address</w:t>
-        </w:r>
-      </w:ins>
       <w:r>
         <w:rPr>
           <w:rFonts w:ascii="Arial" w:hAnsi="Arial" w:cs="Arial"/>
@@ -2456,6 +1809,15 @@
           <w:sz w:val="22"/>
           <w:szCs w:val="22"/>
         </w:rPr>
+        <w:t>Text box for email address</w:t>
+      </w:r>
+      <w:r>
+        <w:rPr>
+          <w:rFonts w:ascii="Arial" w:hAnsi="Arial" w:cs="Arial"/>
+          <w:i/>
+          <w:sz w:val="22"/>
+          <w:szCs w:val="22"/>
+        </w:rPr>
         <w:t>]</w:t>
       </w:r>
     </w:p>
@@ -2472,64 +1834,19 @@
     <w:p>
       <w:pPr>
         <w:rPr>
-          <w:del w:id="108" w:author="Spencer Smith" w:date="2026-07-17T14:36:00Z" w16du:dateUtc="2026-07-17T18:36:00Z"/>
-        </w:rPr>
-      </w:pPr>
-    </w:p>
-    <w:p>
-      <w:pPr>
-        <w:rPr>
-          <w:del w:id="109" w:author="Spencer Smith" w:date="2026-07-17T14:36:00Z" w16du:dateUtc="2026-07-17T18:36:00Z"/>
-        </w:rPr>
-        <w:pPrChange w:id="110" w:author="Spencer Smith" w:date="2026-07-17T14:36:00Z" w16du:dateUtc="2026-07-17T18:36:00Z">
-          <w:pPr>
-            <w:ind w:left="720"/>
-          </w:pPr>
-        </w:pPrChange>
-      </w:pPr>
-    </w:p>
-    <w:p>
-      <w:pPr>
-        <w:rPr>
-          <w:del w:id="111" w:author="Spencer Smith" w:date="2026-07-17T14:36:00Z" w16du:dateUtc="2026-07-17T18:36:00Z"/>
-          <w:rFonts w:ascii="Arial" w:hAnsi="Arial" w:cs="Arial"/>
-          <w:sz w:val="22"/>
-          <w:szCs w:val="22"/>
-        </w:rPr>
-      </w:pPr>
-    </w:p>
-    <w:p>
-      <w:pPr>
-        <w:rPr>
-          <w:rFonts w:ascii="Arial" w:hAnsi="Arial" w:cs="Arial"/>
-          <w:sz w:val="22"/>
-          <w:szCs w:val="22"/>
-        </w:rPr>
-        <w:pPrChange w:id="112" w:author="Spencer Smith" w:date="2026-07-17T14:36:00Z" w16du:dateUtc="2026-07-17T18:36:00Z">
-          <w:pPr>
-            <w:ind w:left="720"/>
-          </w:pPr>
-        </w:pPrChange>
-      </w:pPr>
-      <w:del w:id="113" w:author="Spencer Smith" w:date="2026-07-17T14:36:00Z" w16du:dateUtc="2026-07-17T18:36:00Z">
-        <w:r>
-          <w:rPr>
-            <w:rFonts w:ascii="Arial" w:hAnsi="Arial" w:cs="Arial"/>
-            <w:i/>
-            <w:sz w:val="22"/>
-            <w:szCs w:val="22"/>
-          </w:rPr>
-          <w:delText>[begin the interview]</w:delText>
-        </w:r>
-      </w:del>
+          <w:rFonts w:ascii="Arial" w:hAnsi="Arial" w:cs="Arial"/>
+          <w:sz w:val="22"/>
+          <w:szCs w:val="22"/>
+        </w:rPr>
+      </w:pPr>
     </w:p>
     <w:sectPr>
-      <w:headerReference w:type="even" r:id="rId8"/>
-      <w:headerReference w:type="default" r:id="rId9"/>
-      <w:footerReference w:type="even" r:id="rId10"/>
-      <w:footerReference w:type="default" r:id="rId11"/>
-      <w:headerReference w:type="first" r:id="rId12"/>
-      <w:footerReference w:type="first" r:id="rId13"/>
+      <w:headerReference w:type="even" r:id="rId9"/>
+      <w:headerReference w:type="default" r:id="rId10"/>
+      <w:footerReference w:type="even" r:id="rId11"/>
+      <w:footerReference w:type="default" r:id="rId12"/>
+      <w:headerReference w:type="first" r:id="rId13"/>
+      <w:footerReference w:type="first" r:id="rId14"/>
       <w:pgSz w:w="12240" w:h="15840"/>
       <w:pgMar w:top="1296" w:right="1584" w:bottom="1296" w:left="1584" w:header="0" w:footer="720" w:gutter="0"/>
       <w:cols w:space="720"/>
